--- a/rapports/2026-06-06/EQ27/EQ27_enq2_v2/DR_092203050027/49-50-95-73.docx
+++ b/rapports/2026-06-06/EQ27/EQ27_enq2_v2/DR_092203050027/49-50-95-73.docx
@@ -297,7 +297,7 @@
           <w:color w:val="1F6FEB"/>
           <w:sz w:val="22"/>
         </w:rPr>
-        <w:t>⚠ INCOHÉRENCES À CORRIGER (173)</w:t>
+        <w:t>⚠ INCOHÉRENCES À CORRIGER (155)</w:t>
       </w:r>
     </w:p>
     <w:tbl>
@@ -454,7 +454,7 @@
                 <w:color w:val="16A34A"/>
                 <w:sz w:val="16"/>
               </w:rPr>
-              <w:t>s01q25, s01q30, s04q23, s01q00b, s01q30_decode, s04q23_decode</w:t>
+              <w:t>s01q00b</w:t>
             </w:r>
           </w:p>
         </w:tc>
@@ -485,7 +485,7 @@
                 <w:i w:val="0"/>
                 <w:sz w:val="17"/>
               </w:rPr>
-              <w:t>Incoherence! boubacar ndour a declaré que la catégorie socioprofessionnelle de son père est  alors que le père lui-même declare comme catégorie socioprofessionnelle Travailleur pour compte propre au niveau de la section 4b.</w:t>
+              <w:t>incoherent! Il manque des informations non renseignées (1 question(s) de  ablaye ndour) , prière de renseigner toutes les questions liées à  ablaye ndour .</w:t>
             </w:r>
           </w:p>
         </w:tc>
@@ -544,7 +544,7 @@
                 <w:color w:val="16A34A"/>
                 <w:sz w:val="16"/>
               </w:rPr>
-              <w:t>s01q32, s01q37, s04q23, s01q00b, s01q37_decode, s04q23_decode</w:t>
+              <w:t>s01q25, s01q30, s04q23, s01q00b, s01q30_decode, s04q23_decode</w:t>
             </w:r>
           </w:p>
         </w:tc>
@@ -575,7 +575,7 @@
                 <w:i w:val="0"/>
                 <w:sz w:val="17"/>
               </w:rPr>
-              <w:t>Incoherence! boubacar ndour a declaré que la catégorie socioprofessionnelle de sa mère est  alors que la mère elle-même declare comme catégorie socioprofessionnelle Travailleur pour compte propre au niveau de la section 4b.</w:t>
+              <w:t>Incoherence! ablaye ndour a declaré que la catégorie socioprofessionnelle de son père est  alors que le père lui-même declare comme catégorie socioprofessionnelle Travailleur pour compte propre au niveau de la section 4b.</w:t>
             </w:r>
           </w:p>
         </w:tc>
@@ -665,7 +665,7 @@
                 <w:i w:val="0"/>
                 <w:sz w:val="17"/>
               </w:rPr>
-              <w:t>Incoherence! mafoudji senghor a declaré que la catégorie socioprofessionnelle de sa mère est  alors que la mère elle-même declare comme catégorie socioprofessionnelle Travailleur pour compte propre au niveau de la section 4b.</w:t>
+              <w:t>Incoherence! ablaye ndour a declaré que la catégorie socioprofessionnelle de sa mère est  alors que la mère elle-même declare comme catégorie socioprofessionnelle Travailleur pour compte propre au niveau de la section 4b.</w:t>
             </w:r>
           </w:p>
         </w:tc>
@@ -724,7 +724,7 @@
                 <w:color w:val="16A34A"/>
                 <w:sz w:val="16"/>
               </w:rPr>
-              <w:t>s01q00b</w:t>
+              <w:t>s01q25, s01q30, s04q23, s01q00b, s01q30_decode, s04q23_decode</w:t>
             </w:r>
           </w:p>
         </w:tc>
@@ -755,7 +755,7 @@
                 <w:i w:val="0"/>
                 <w:sz w:val="17"/>
               </w:rPr>
-              <w:t>incoherent! Il manque des informations non renseignées (1 question(s) de  ablaye ndour) , prière de renseigner toutes les questions liées à  ablaye ndour .</w:t>
+              <w:t>Incoherence! boubacar ndour a declaré que la catégorie socioprofessionnelle de son père est  alors que le père lui-même declare comme catégorie socioprofessionnelle Travailleur pour compte propre au niveau de la section 4b.</w:t>
             </w:r>
           </w:p>
         </w:tc>
@@ -814,7 +814,7 @@
                 <w:color w:val="16A34A"/>
                 <w:sz w:val="16"/>
               </w:rPr>
-              <w:t>s01q25, s01q30, s04q23, s01q00b, s01q30_decode, s04q23_decode</w:t>
+              <w:t>s01q32, s01q37, s04q23, s01q00b, s01q37_decode, s04q23_decode</w:t>
             </w:r>
           </w:p>
         </w:tc>
@@ -845,7 +845,7 @@
                 <w:i w:val="0"/>
                 <w:sz w:val="17"/>
               </w:rPr>
-              <w:t>Incoherence! ablaye ndour a declaré que la catégorie socioprofessionnelle de son père est  alors que le père lui-même declare comme catégorie socioprofessionnelle Travailleur pour compte propre au niveau de la section 4b.</w:t>
+              <w:t>Incoherence! boubacar ndour a declaré que la catégorie socioprofessionnelle de sa mère est  alors que la mère elle-même declare comme catégorie socioprofessionnelle Travailleur pour compte propre au niveau de la section 4b.</w:t>
             </w:r>
           </w:p>
         </w:tc>
@@ -935,7 +935,7 @@
                 <w:i w:val="0"/>
                 <w:sz w:val="17"/>
               </w:rPr>
-              <w:t>Incoherence! ablaye ndour a declaré que la catégorie socioprofessionnelle de sa mère est  alors que la mère elle-même declare comme catégorie socioprofessionnelle Travailleur pour compte propre au niveau de la section 4b.</w:t>
+              <w:t>Incoherence! hawa senghor a declaré que la catégorie socioprofessionnelle de sa mère est  alors que la mère elle-même declare comme catégorie socioprofessionnelle Travailleur pour compte propre au niveau de la section 4b.</w:t>
             </w:r>
           </w:p>
         </w:tc>
@@ -1025,7 +1025,7 @@
                 <w:i w:val="0"/>
                 <w:sz w:val="17"/>
               </w:rPr>
-              <w:t>Incoherence! hawa senghor a declaré que la catégorie socioprofessionnelle de sa mère est  alors que la mère elle-même declare comme catégorie socioprofessionnelle Travailleur pour compte propre au niveau de la section 4b.</w:t>
+              <w:t>Incoherence! mafoudji senghor a declaré que la catégorie socioprofessionnelle de sa mère est  alors que la mère elle-même declare comme catégorie socioprofessionnelle Travailleur pour compte propre au niveau de la section 4b.</w:t>
             </w:r>
           </w:p>
         </w:tc>
@@ -1804,7 +1804,7 @@
                 <w:color w:val="16A34A"/>
                 <w:sz w:val="16"/>
               </w:rPr>
-              <w:t>—</w:t>
+              <w:t>s02q33, s01q00b</w:t>
             </w:r>
           </w:p>
         </w:tc>
@@ -1835,7 +1835,7 @@
                 <w:i w:val="0"/>
                 <w:sz w:val="17"/>
               </w:rPr>
-              <w:t>Incohérence!!! seulement les écoles privées paient les frais de scolarité (y compris les frais d'inscription).</w:t>
+              <w:t>Incoherent!!! La dernière fois que Ibrahima ndiaye a  fréquenté l'école est 9999.</w:t>
             </w:r>
           </w:p>
         </w:tc>
@@ -1894,7 +1894,7 @@
                 <w:color w:val="16A34A"/>
                 <w:sz w:val="16"/>
               </w:rPr>
-              <w:t>s01q32, s01q36, s01q38, s04q37_modif, s02q33, s02q34, s01q00b</w:t>
+              <w:t>s02q33, s01q00b</w:t>
             </w:r>
           </w:p>
         </w:tc>
@@ -1925,7 +1925,7 @@
                 <w:i w:val="0"/>
                 <w:sz w:val="17"/>
               </w:rPr>
-              <w:t>Peu probable!!! Vu l'âge (17 ans) de sadio ndour ou l'année à laquelle sadio ndour a fréquenté l'école pour la dernière fois (.) le dernier diplome de sadio ndour ne peut être le Certificat d'études primaires (CEP), prière de corriger cette incohérence ou confirmer avec le QG.</w:t>
+              <w:t>Incoherent!!! La dernière fois que boubacar ndour a  fréquenté l'école est 9999.</w:t>
             </w:r>
           </w:p>
         </w:tc>
@@ -2015,7 +2015,7 @@
                 <w:i w:val="0"/>
                 <w:sz w:val="17"/>
               </w:rPr>
-              <w:t>Incoherent!!! La dernière fois que Ibrahima ndiaye a  fréquenté l'école est 9999.</w:t>
+              <w:t>Incoherent!!! La dernière fois que hawa senghor a  fréquenté l'école est 9999.</w:t>
             </w:r>
           </w:p>
         </w:tc>
@@ -2105,7 +2105,7 @@
                 <w:i w:val="0"/>
                 <w:sz w:val="17"/>
               </w:rPr>
-              <w:t>Incoherent!!! La dernière fois que boubacar ndour a  fréquenté l'école est 9999.</w:t>
+              <w:t>Incoherent!!! La dernière fois que mafoudji senghor a  fréquenté l'école est 9999.</w:t>
             </w:r>
           </w:p>
         </w:tc>
@@ -2164,7 +2164,7 @@
                 <w:color w:val="16A34A"/>
                 <w:sz w:val="16"/>
               </w:rPr>
-              <w:t>s02q33, s01q00b</w:t>
+              <w:t>—</w:t>
             </w:r>
           </w:p>
         </w:tc>
@@ -2195,7 +2195,7 @@
                 <w:i w:val="0"/>
                 <w:sz w:val="17"/>
               </w:rPr>
-              <w:t>Incoherent!!! La dernière fois que hawa senghor a  fréquenté l'école est 9999.</w:t>
+              <w:t>Incohérent!! Le niveau d'instruction déclaré par l'un des enfants () au niveau de la section 1 de Fatou bayo diffère de celui donné par Fatou bayo lui-même qui affirme ne pas avoir frequenté l'école formelle.</w:t>
             </w:r>
           </w:p>
         </w:tc>
@@ -2254,7 +2254,7 @@
                 <w:color w:val="16A34A"/>
                 <w:sz w:val="16"/>
               </w:rPr>
-              <w:t>s02q33, s01q00b</w:t>
+              <w:t>—</w:t>
             </w:r>
           </w:p>
         </w:tc>
@@ -2285,7 +2285,7 @@
                 <w:i w:val="0"/>
                 <w:sz w:val="17"/>
               </w:rPr>
-              <w:t>Incoherent!!! La dernière fois que mafoudji senghor a  fréquenté l'école est 9999.</w:t>
+              <w:t>Incohérent!! Le niveau d'instruction déclaré par l'un des enfants () au niveau de la section 1 de Fatou ndour diffère de celui donné par Fatou ndour lui-même qui affirme ne pas avoir frequenté l'école formelle.</w:t>
             </w:r>
           </w:p>
         </w:tc>
@@ -2375,7 +2375,7 @@
                 <w:i w:val="0"/>
                 <w:sz w:val="17"/>
               </w:rPr>
-              <w:t>Incohérent!! Le niveau d'instruction déclaré par l'un des enfants () au niveau de la section 1 de Fatou bayo diffère de celui donné par Fatou bayo lui-même qui affirme ne pas avoir frequenté l'école formelle.</w:t>
+              <w:t>Incohérent!! Le niveau d'instruction déclaré par l'un des enfants () au niveau de la section 1 de gnima diawara diffère de celui donné par gnima diawara lui-même qui affirme ne pas avoir frequenté l'école formelle.</w:t>
             </w:r>
           </w:p>
         </w:tc>
@@ -2465,7 +2465,7 @@
                 <w:i w:val="0"/>
                 <w:sz w:val="17"/>
               </w:rPr>
-              <w:t>Incohérent!! Le niveau d'instruction déclaré par l'un des enfants () au niveau de la section 1 de Fatou ndour diffère de celui donné par Fatou ndour lui-même qui affirme ne pas avoir frequenté l'école formelle.</w:t>
+              <w:t>Incohérent!! Le niveau d'instruction déclaré par l'un des enfants () au niveau de la section 1 de yaya ndour diffère de celui donné par yaya ndour lui-même qui affirme ne pas avoir frequenté l'école formelle.</w:t>
             </w:r>
           </w:p>
         </w:tc>
@@ -2524,7 +2524,7 @@
                 <w:color w:val="16A34A"/>
                 <w:sz w:val="16"/>
               </w:rPr>
-              <w:t>—</w:t>
+              <w:t>s01q32, s01q36, s01q38, s04q37_modif, s02q33, s02q34, s01q00b</w:t>
             </w:r>
           </w:p>
         </w:tc>
@@ -2555,7 +2555,7 @@
                 <w:i w:val="0"/>
                 <w:sz w:val="17"/>
               </w:rPr>
-              <w:t>Incohérent!! Le niveau d'instruction déclaré par l'un des enfants () au niveau de la section 1 de gnima diawara diffère de celui donné par gnima diawara lui-même qui affirme ne pas avoir frequenté l'école formelle.</w:t>
+              <w:t>Peu probable!!! Vu l'âge (17 ans) de sadio ndour ou l'année à laquelle sadio ndour a fréquenté l'école pour la dernière fois (.) le dernier diplome de sadio ndour ne peut être le Certificat d'études primaires (CEP), prière de corriger cette incohérence ou confirmer avec le QG.</w:t>
             </w:r>
           </w:p>
         </w:tc>
@@ -2570,10 +2570,1000 @@
               <w:rPr>
                 <w:b/>
                 <w:i w:val="0"/>
-                <w:color w:val="DC2626"/>
-                <w:sz w:val="16"/>
-              </w:rPr>
-              <w:t>Haute</w:t>
+                <w:color w:val="EA580C"/>
+                <w:sz w:val="16"/>
+              </w:rPr>
+              <w:t>Moyenne</w:t>
+            </w:r>
+          </w:p>
+        </w:tc>
+        <w:tc>
+          <w:tcPr>
+            <w:tcW w:type="dxa" w:w="1247"/>
+          </w:tcPr>
+          <w:p>
+            <w:r>
+              <w:rPr>
+                <w:b/>
+                <w:i w:val="0"/>
+                <w:sz w:val="16"/>
+              </w:rPr>
+              <w:t>S00</w:t>
+              <w:br/>
+            </w:r>
+            <w:r>
+              <w:rPr>
+                <w:b w:val="0"/>
+                <w:i w:val="0"/>
+                <w:color w:val="64748B"/>
+                <w:sz w:val="14"/>
+              </w:rPr>
+              <w:t>Identification</w:t>
+            </w:r>
+          </w:p>
+        </w:tc>
+        <w:tc>
+          <w:tcPr>
+            <w:tcW w:type="dxa" w:w="1531"/>
+          </w:tcPr>
+          <w:p>
+            <w:r>
+              <w:rPr>
+                <w:b/>
+                <w:i w:val="0"/>
+                <w:color w:val="16A34A"/>
+                <w:sz w:val="16"/>
+              </w:rPr>
+              <w:t>s00q27</w:t>
+            </w:r>
+          </w:p>
+        </w:tc>
+        <w:tc>
+          <w:tcPr>
+            <w:tcW w:type="dxa" w:w="1191"/>
+          </w:tcPr>
+          <w:p>
+            <w:r>
+              <w:rPr>
+                <w:b w:val="0"/>
+                <w:i w:val="0"/>
+                <w:color w:val="64748B"/>
+                <w:sz w:val="16"/>
+              </w:rPr>
+              <w:t>GT-CQ</w:t>
+            </w:r>
+          </w:p>
+        </w:tc>
+        <w:tc>
+          <w:tcPr>
+            <w:tcW w:type="dxa" w:w="4706"/>
+          </w:tcPr>
+          <w:p>
+            <w:r>
+              <w:rPr>
+                <w:b w:val="0"/>
+                <w:i w:val="0"/>
+                <w:sz w:val="17"/>
+              </w:rPr>
+              <w:t>Le questionnaire semble ne pas être complètement fini mais le questionnaire est en statut complet, prière de compléter le questionnaire.</w:t>
+            </w:r>
+          </w:p>
+        </w:tc>
+      </w:tr>
+      <w:tr>
+        <w:tc>
+          <w:tcPr>
+            <w:tcW w:type="dxa" w:w="964"/>
+          </w:tcPr>
+          <w:p>
+            <w:r>
+              <w:rPr>
+                <w:b/>
+                <w:i w:val="0"/>
+                <w:color w:val="EA580C"/>
+                <w:sz w:val="16"/>
+              </w:rPr>
+              <w:t>Moyenne</w:t>
+            </w:r>
+          </w:p>
+        </w:tc>
+        <w:tc>
+          <w:tcPr>
+            <w:tcW w:type="dxa" w:w="1247"/>
+          </w:tcPr>
+          <w:p>
+            <w:r>
+              <w:rPr>
+                <w:b/>
+                <w:i w:val="0"/>
+                <w:sz w:val="16"/>
+              </w:rPr>
+              <w:t>S00</w:t>
+              <w:br/>
+            </w:r>
+            <w:r>
+              <w:rPr>
+                <w:b w:val="0"/>
+                <w:i w:val="0"/>
+                <w:color w:val="64748B"/>
+                <w:sz w:val="14"/>
+              </w:rPr>
+              <w:t>Identification</w:t>
+            </w:r>
+          </w:p>
+        </w:tc>
+        <w:tc>
+          <w:tcPr>
+            <w:tcW w:type="dxa" w:w="1531"/>
+          </w:tcPr>
+          <w:p>
+            <w:r>
+              <w:rPr>
+                <w:b/>
+                <w:i w:val="0"/>
+                <w:color w:val="16A34A"/>
+                <w:sz w:val="16"/>
+              </w:rPr>
+              <w:t>—</w:t>
+            </w:r>
+          </w:p>
+        </w:tc>
+        <w:tc>
+          <w:tcPr>
+            <w:tcW w:type="dxa" w:w="1191"/>
+          </w:tcPr>
+          <w:p>
+            <w:r>
+              <w:rPr>
+                <w:b w:val="0"/>
+                <w:i w:val="0"/>
+                <w:color w:val="64748B"/>
+                <w:sz w:val="16"/>
+              </w:rPr>
+              <w:t>GT-CQ</w:t>
+            </w:r>
+          </w:p>
+        </w:tc>
+        <w:tc>
+          <w:tcPr>
+            <w:tcW w:type="dxa" w:w="4706"/>
+          </w:tcPr>
+          <w:p>
+            <w:r>
+              <w:rPr>
+                <w:b w:val="0"/>
+                <w:i w:val="0"/>
+                <w:sz w:val="17"/>
+              </w:rPr>
+              <w:t>L'adresse ou la localisation du ménage doit être bien renseignée, ne doit pas contenir des numéros de téléphone et elle semble courte pour être une adresse.</w:t>
+            </w:r>
+          </w:p>
+        </w:tc>
+      </w:tr>
+      <w:tr>
+        <w:tc>
+          <w:tcPr>
+            <w:tcW w:type="dxa" w:w="964"/>
+          </w:tcPr>
+          <w:p>
+            <w:r>
+              <w:rPr>
+                <w:b/>
+                <w:i w:val="0"/>
+                <w:color w:val="EA580C"/>
+                <w:sz w:val="16"/>
+              </w:rPr>
+              <w:t>Moyenne</w:t>
+            </w:r>
+          </w:p>
+        </w:tc>
+        <w:tc>
+          <w:tcPr>
+            <w:tcW w:type="dxa" w:w="1247"/>
+          </w:tcPr>
+          <w:p>
+            <w:r>
+              <w:rPr>
+                <w:b/>
+                <w:i w:val="0"/>
+                <w:sz w:val="16"/>
+              </w:rPr>
+              <w:t>S00</w:t>
+              <w:br/>
+            </w:r>
+            <w:r>
+              <w:rPr>
+                <w:b w:val="0"/>
+                <w:i w:val="0"/>
+                <w:color w:val="64748B"/>
+                <w:sz w:val="14"/>
+              </w:rPr>
+              <w:t>Identification</w:t>
+            </w:r>
+          </w:p>
+        </w:tc>
+        <w:tc>
+          <w:tcPr>
+            <w:tcW w:type="dxa" w:w="1531"/>
+          </w:tcPr>
+          <w:p>
+            <w:r>
+              <w:rPr>
+                <w:b/>
+                <w:i w:val="0"/>
+                <w:color w:val="16A34A"/>
+                <w:sz w:val="16"/>
+              </w:rPr>
+              <w:t>—</w:t>
+            </w:r>
+          </w:p>
+        </w:tc>
+        <w:tc>
+          <w:tcPr>
+            <w:tcW w:type="dxa" w:w="1191"/>
+          </w:tcPr>
+          <w:p>
+            <w:r>
+              <w:rPr>
+                <w:b w:val="0"/>
+                <w:i w:val="0"/>
+                <w:color w:val="64748B"/>
+                <w:sz w:val="16"/>
+              </w:rPr>
+              <w:t>GT-CQ</w:t>
+            </w:r>
+          </w:p>
+        </w:tc>
+        <w:tc>
+          <w:tcPr>
+            <w:tcW w:type="dxa" w:w="4706"/>
+          </w:tcPr>
+          <w:p>
+            <w:r>
+              <w:rPr>
+                <w:b w:val="0"/>
+                <w:i w:val="0"/>
+                <w:sz w:val="17"/>
+              </w:rPr>
+              <w:t>Prière de renseigner la bonne adresse.</w:t>
+            </w:r>
+          </w:p>
+        </w:tc>
+      </w:tr>
+      <w:tr>
+        <w:tc>
+          <w:tcPr>
+            <w:tcW w:type="dxa" w:w="964"/>
+          </w:tcPr>
+          <w:p>
+            <w:r>
+              <w:rPr>
+                <w:b/>
+                <w:i w:val="0"/>
+                <w:color w:val="EA580C"/>
+                <w:sz w:val="16"/>
+              </w:rPr>
+              <w:t>Moyenne</w:t>
+            </w:r>
+          </w:p>
+        </w:tc>
+        <w:tc>
+          <w:tcPr>
+            <w:tcW w:type="dxa" w:w="1247"/>
+          </w:tcPr>
+          <w:p>
+            <w:r>
+              <w:rPr>
+                <w:b/>
+                <w:i w:val="0"/>
+                <w:sz w:val="16"/>
+              </w:rPr>
+              <w:t>S01</w:t>
+              <w:br/>
+            </w:r>
+            <w:r>
+              <w:rPr>
+                <w:b w:val="0"/>
+                <w:i w:val="0"/>
+                <w:color w:val="64748B"/>
+                <w:sz w:val="14"/>
+              </w:rPr>
+              <w:t>Démographie</w:t>
+            </w:r>
+          </w:p>
+        </w:tc>
+        <w:tc>
+          <w:tcPr>
+            <w:tcW w:type="dxa" w:w="1531"/>
+          </w:tcPr>
+          <w:p>
+            <w:r>
+              <w:rPr>
+                <w:b/>
+                <w:i w:val="0"/>
+                <w:color w:val="16A34A"/>
+                <w:sz w:val="16"/>
+              </w:rPr>
+              <w:t>—</w:t>
+            </w:r>
+          </w:p>
+        </w:tc>
+        <w:tc>
+          <w:tcPr>
+            <w:tcW w:type="dxa" w:w="1191"/>
+          </w:tcPr>
+          <w:p>
+            <w:r>
+              <w:rPr>
+                <w:b w:val="0"/>
+                <w:i w:val="0"/>
+                <w:color w:val="64748B"/>
+                <w:sz w:val="16"/>
+              </w:rPr>
+              <w:t>GT-CQ</w:t>
+            </w:r>
+          </w:p>
+        </w:tc>
+        <w:tc>
+          <w:tcPr>
+            <w:tcW w:type="dxa" w:w="4706"/>
+          </w:tcPr>
+          <w:p>
+            <w:r>
+              <w:rPr>
+                <w:b w:val="0"/>
+                <w:i w:val="0"/>
+                <w:sz w:val="17"/>
+              </w:rPr>
+              <w:t>Prière de verifier l'information donnée par ablaye ndour ou corriger au niveau de la section 1.</w:t>
+            </w:r>
+          </w:p>
+        </w:tc>
+      </w:tr>
+      <w:tr>
+        <w:tc>
+          <w:tcPr>
+            <w:tcW w:type="dxa" w:w="964"/>
+          </w:tcPr>
+          <w:p>
+            <w:r>
+              <w:rPr>
+                <w:b/>
+                <w:i w:val="0"/>
+                <w:color w:val="EA580C"/>
+                <w:sz w:val="16"/>
+              </w:rPr>
+              <w:t>Moyenne</w:t>
+            </w:r>
+          </w:p>
+        </w:tc>
+        <w:tc>
+          <w:tcPr>
+            <w:tcW w:type="dxa" w:w="1247"/>
+          </w:tcPr>
+          <w:p>
+            <w:r>
+              <w:rPr>
+                <w:b/>
+                <w:i w:val="0"/>
+                <w:sz w:val="16"/>
+              </w:rPr>
+              <w:t>S01</w:t>
+              <w:br/>
+            </w:r>
+            <w:r>
+              <w:rPr>
+                <w:b w:val="0"/>
+                <w:i w:val="0"/>
+                <w:color w:val="64748B"/>
+                <w:sz w:val="14"/>
+              </w:rPr>
+              <w:t>Démographie</w:t>
+            </w:r>
+          </w:p>
+        </w:tc>
+        <w:tc>
+          <w:tcPr>
+            <w:tcW w:type="dxa" w:w="1531"/>
+          </w:tcPr>
+          <w:p>
+            <w:r>
+              <w:rPr>
+                <w:b/>
+                <w:i w:val="0"/>
+                <w:color w:val="16A34A"/>
+                <w:sz w:val="16"/>
+              </w:rPr>
+              <w:t>—</w:t>
+            </w:r>
+          </w:p>
+        </w:tc>
+        <w:tc>
+          <w:tcPr>
+            <w:tcW w:type="dxa" w:w="1191"/>
+          </w:tcPr>
+          <w:p>
+            <w:r>
+              <w:rPr>
+                <w:b w:val="0"/>
+                <w:i w:val="0"/>
+                <w:color w:val="64748B"/>
+                <w:sz w:val="16"/>
+              </w:rPr>
+              <w:t>GT-CQ</w:t>
+            </w:r>
+          </w:p>
+        </w:tc>
+        <w:tc>
+          <w:tcPr>
+            <w:tcW w:type="dxa" w:w="4706"/>
+          </w:tcPr>
+          <w:p>
+            <w:r>
+              <w:rPr>
+                <w:b w:val="0"/>
+                <w:i w:val="0"/>
+                <w:sz w:val="17"/>
+              </w:rPr>
+              <w:t>Prière de verifier l'information donnée par boubacar ndour ou corriger au niveau de la section 1.</w:t>
+            </w:r>
+          </w:p>
+        </w:tc>
+      </w:tr>
+      <w:tr>
+        <w:tc>
+          <w:tcPr>
+            <w:tcW w:type="dxa" w:w="964"/>
+          </w:tcPr>
+          <w:p>
+            <w:r>
+              <w:rPr>
+                <w:b/>
+                <w:i w:val="0"/>
+                <w:color w:val="EA580C"/>
+                <w:sz w:val="16"/>
+              </w:rPr>
+              <w:t>Moyenne</w:t>
+            </w:r>
+          </w:p>
+        </w:tc>
+        <w:tc>
+          <w:tcPr>
+            <w:tcW w:type="dxa" w:w="1247"/>
+          </w:tcPr>
+          <w:p>
+            <w:r>
+              <w:rPr>
+                <w:b/>
+                <w:i w:val="0"/>
+                <w:sz w:val="16"/>
+              </w:rPr>
+              <w:t>S01</w:t>
+              <w:br/>
+            </w:r>
+            <w:r>
+              <w:rPr>
+                <w:b w:val="0"/>
+                <w:i w:val="0"/>
+                <w:color w:val="64748B"/>
+                <w:sz w:val="14"/>
+              </w:rPr>
+              <w:t>Démographie</w:t>
+            </w:r>
+          </w:p>
+        </w:tc>
+        <w:tc>
+          <w:tcPr>
+            <w:tcW w:type="dxa" w:w="1531"/>
+          </w:tcPr>
+          <w:p>
+            <w:r>
+              <w:rPr>
+                <w:b/>
+                <w:i w:val="0"/>
+                <w:color w:val="16A34A"/>
+                <w:sz w:val="16"/>
+              </w:rPr>
+              <w:t>—</w:t>
+            </w:r>
+          </w:p>
+        </w:tc>
+        <w:tc>
+          <w:tcPr>
+            <w:tcW w:type="dxa" w:w="1191"/>
+          </w:tcPr>
+          <w:p>
+            <w:r>
+              <w:rPr>
+                <w:b w:val="0"/>
+                <w:i w:val="0"/>
+                <w:color w:val="64748B"/>
+                <w:sz w:val="16"/>
+              </w:rPr>
+              <w:t>GT-CQ</w:t>
+            </w:r>
+          </w:p>
+        </w:tc>
+        <w:tc>
+          <w:tcPr>
+            <w:tcW w:type="dxa" w:w="4706"/>
+          </w:tcPr>
+          <w:p>
+            <w:r>
+              <w:rPr>
+                <w:b w:val="0"/>
+                <w:i w:val="0"/>
+                <w:sz w:val="17"/>
+              </w:rPr>
+              <w:t>Prière de verifier l'information donnée par hawa senghor ou corriger au niveau de la section 1.</w:t>
+            </w:r>
+          </w:p>
+        </w:tc>
+      </w:tr>
+      <w:tr>
+        <w:tc>
+          <w:tcPr>
+            <w:tcW w:type="dxa" w:w="964"/>
+          </w:tcPr>
+          <w:p>
+            <w:r>
+              <w:rPr>
+                <w:b/>
+                <w:i w:val="0"/>
+                <w:color w:val="EA580C"/>
+                <w:sz w:val="16"/>
+              </w:rPr>
+              <w:t>Moyenne</w:t>
+            </w:r>
+          </w:p>
+        </w:tc>
+        <w:tc>
+          <w:tcPr>
+            <w:tcW w:type="dxa" w:w="1247"/>
+          </w:tcPr>
+          <w:p>
+            <w:r>
+              <w:rPr>
+                <w:b/>
+                <w:i w:val="0"/>
+                <w:sz w:val="16"/>
+              </w:rPr>
+              <w:t>S01</w:t>
+              <w:br/>
+            </w:r>
+            <w:r>
+              <w:rPr>
+                <w:b w:val="0"/>
+                <w:i w:val="0"/>
+                <w:color w:val="64748B"/>
+                <w:sz w:val="14"/>
+              </w:rPr>
+              <w:t>Démographie</w:t>
+            </w:r>
+          </w:p>
+        </w:tc>
+        <w:tc>
+          <w:tcPr>
+            <w:tcW w:type="dxa" w:w="1531"/>
+          </w:tcPr>
+          <w:p>
+            <w:r>
+              <w:rPr>
+                <w:b/>
+                <w:i w:val="0"/>
+                <w:color w:val="16A34A"/>
+                <w:sz w:val="16"/>
+              </w:rPr>
+              <w:t>—</w:t>
+            </w:r>
+          </w:p>
+        </w:tc>
+        <w:tc>
+          <w:tcPr>
+            <w:tcW w:type="dxa" w:w="1191"/>
+          </w:tcPr>
+          <w:p>
+            <w:r>
+              <w:rPr>
+                <w:b w:val="0"/>
+                <w:i w:val="0"/>
+                <w:color w:val="64748B"/>
+                <w:sz w:val="16"/>
+              </w:rPr>
+              <w:t>GT-CQ</w:t>
+            </w:r>
+          </w:p>
+        </w:tc>
+        <w:tc>
+          <w:tcPr>
+            <w:tcW w:type="dxa" w:w="4706"/>
+          </w:tcPr>
+          <w:p>
+            <w:r>
+              <w:rPr>
+                <w:b w:val="0"/>
+                <w:i w:val="0"/>
+                <w:sz w:val="17"/>
+              </w:rPr>
+              <w:t>Prière de verifier l'information donnée par mafoudji senghor ou corriger au niveau de la section 1.</w:t>
+            </w:r>
+          </w:p>
+        </w:tc>
+      </w:tr>
+      <w:tr>
+        <w:tc>
+          <w:tcPr>
+            <w:tcW w:type="dxa" w:w="964"/>
+          </w:tcPr>
+          <w:p>
+            <w:r>
+              <w:rPr>
+                <w:b/>
+                <w:i w:val="0"/>
+                <w:color w:val="EA580C"/>
+                <w:sz w:val="16"/>
+              </w:rPr>
+              <w:t>Moyenne</w:t>
+            </w:r>
+          </w:p>
+        </w:tc>
+        <w:tc>
+          <w:tcPr>
+            <w:tcW w:type="dxa" w:w="1247"/>
+          </w:tcPr>
+          <w:p>
+            <w:r>
+              <w:rPr>
+                <w:b/>
+                <w:i w:val="0"/>
+                <w:sz w:val="16"/>
+              </w:rPr>
+              <w:t>S01</w:t>
+              <w:br/>
+            </w:r>
+            <w:r>
+              <w:rPr>
+                <w:b w:val="0"/>
+                <w:i w:val="0"/>
+                <w:color w:val="64748B"/>
+                <w:sz w:val="14"/>
+              </w:rPr>
+              <w:t>Démographie</w:t>
+            </w:r>
+          </w:p>
+        </w:tc>
+        <w:tc>
+          <w:tcPr>
+            <w:tcW w:type="dxa" w:w="1531"/>
+          </w:tcPr>
+          <w:p>
+            <w:r>
+              <w:rPr>
+                <w:b/>
+                <w:i w:val="0"/>
+                <w:color w:val="16A34A"/>
+                <w:sz w:val="16"/>
+              </w:rPr>
+              <w:t>—</w:t>
+            </w:r>
+          </w:p>
+        </w:tc>
+        <w:tc>
+          <w:tcPr>
+            <w:tcW w:type="dxa" w:w="1191"/>
+          </w:tcPr>
+          <w:p>
+            <w:r>
+              <w:rPr>
+                <w:b w:val="0"/>
+                <w:i w:val="0"/>
+                <w:color w:val="64748B"/>
+                <w:sz w:val="16"/>
+              </w:rPr>
+              <w:t>GT-CQ</w:t>
+            </w:r>
+          </w:p>
+        </w:tc>
+        <w:tc>
+          <w:tcPr>
+            <w:tcW w:type="dxa" w:w="4706"/>
+          </w:tcPr>
+          <w:p>
+            <w:r>
+              <w:rPr>
+                <w:b w:val="0"/>
+                <w:i w:val="0"/>
+                <w:sz w:val="17"/>
+              </w:rPr>
+              <w:t>Prière de verifier l'information donnée par mariama ndour ou corriger au niveau de la section 1.</w:t>
+            </w:r>
+          </w:p>
+        </w:tc>
+      </w:tr>
+      <w:tr>
+        <w:tc>
+          <w:tcPr>
+            <w:tcW w:type="dxa" w:w="964"/>
+          </w:tcPr>
+          <w:p>
+            <w:r>
+              <w:rPr>
+                <w:b/>
+                <w:i w:val="0"/>
+                <w:color w:val="EA580C"/>
+                <w:sz w:val="16"/>
+              </w:rPr>
+              <w:t>Moyenne</w:t>
+            </w:r>
+          </w:p>
+        </w:tc>
+        <w:tc>
+          <w:tcPr>
+            <w:tcW w:type="dxa" w:w="1247"/>
+          </w:tcPr>
+          <w:p>
+            <w:r>
+              <w:rPr>
+                <w:b/>
+                <w:i w:val="0"/>
+                <w:sz w:val="16"/>
+              </w:rPr>
+              <w:t>S01</w:t>
+              <w:br/>
+            </w:r>
+            <w:r>
+              <w:rPr>
+                <w:b w:val="0"/>
+                <w:i w:val="0"/>
+                <w:color w:val="64748B"/>
+                <w:sz w:val="14"/>
+              </w:rPr>
+              <w:t>Démographie</w:t>
+            </w:r>
+          </w:p>
+        </w:tc>
+        <w:tc>
+          <w:tcPr>
+            <w:tcW w:type="dxa" w:w="1531"/>
+          </w:tcPr>
+          <w:p>
+            <w:r>
+              <w:rPr>
+                <w:b/>
+                <w:i w:val="0"/>
+                <w:color w:val="16A34A"/>
+                <w:sz w:val="16"/>
+              </w:rPr>
+              <w:t>—</w:t>
+            </w:r>
+          </w:p>
+        </w:tc>
+        <w:tc>
+          <w:tcPr>
+            <w:tcW w:type="dxa" w:w="1191"/>
+          </w:tcPr>
+          <w:p>
+            <w:r>
+              <w:rPr>
+                <w:b w:val="0"/>
+                <w:i w:val="0"/>
+                <w:color w:val="64748B"/>
+                <w:sz w:val="16"/>
+              </w:rPr>
+              <w:t>GT-CQ</w:t>
+            </w:r>
+          </w:p>
+        </w:tc>
+        <w:tc>
+          <w:tcPr>
+            <w:tcW w:type="dxa" w:w="4706"/>
+          </w:tcPr>
+          <w:p>
+            <w:r>
+              <w:rPr>
+                <w:b w:val="0"/>
+                <w:i w:val="0"/>
+                <w:sz w:val="17"/>
+              </w:rPr>
+              <w:t>Prière de verifier l'information donnée par mouhamed ndour ou corriger au niveau de la section 1.</w:t>
+            </w:r>
+          </w:p>
+        </w:tc>
+      </w:tr>
+      <w:tr>
+        <w:tc>
+          <w:tcPr>
+            <w:tcW w:type="dxa" w:w="964"/>
+          </w:tcPr>
+          <w:p>
+            <w:r>
+              <w:rPr>
+                <w:b/>
+                <w:i w:val="0"/>
+                <w:color w:val="EA580C"/>
+                <w:sz w:val="16"/>
+              </w:rPr>
+              <w:t>Moyenne</w:t>
+            </w:r>
+          </w:p>
+        </w:tc>
+        <w:tc>
+          <w:tcPr>
+            <w:tcW w:type="dxa" w:w="1247"/>
+          </w:tcPr>
+          <w:p>
+            <w:r>
+              <w:rPr>
+                <w:b/>
+                <w:i w:val="0"/>
+                <w:sz w:val="16"/>
+              </w:rPr>
+              <w:t>S01</w:t>
+              <w:br/>
+            </w:r>
+            <w:r>
+              <w:rPr>
+                <w:b w:val="0"/>
+                <w:i w:val="0"/>
+                <w:color w:val="64748B"/>
+                <w:sz w:val="14"/>
+              </w:rPr>
+              <w:t>Démographie</w:t>
+            </w:r>
+          </w:p>
+        </w:tc>
+        <w:tc>
+          <w:tcPr>
+            <w:tcW w:type="dxa" w:w="1531"/>
+          </w:tcPr>
+          <w:p>
+            <w:r>
+              <w:rPr>
+                <w:b/>
+                <w:i w:val="0"/>
+                <w:color w:val="16A34A"/>
+                <w:sz w:val="16"/>
+              </w:rPr>
+              <w:t>—</w:t>
+            </w:r>
+          </w:p>
+        </w:tc>
+        <w:tc>
+          <w:tcPr>
+            <w:tcW w:type="dxa" w:w="1191"/>
+          </w:tcPr>
+          <w:p>
+            <w:r>
+              <w:rPr>
+                <w:b w:val="0"/>
+                <w:i w:val="0"/>
+                <w:color w:val="64748B"/>
+                <w:sz w:val="16"/>
+              </w:rPr>
+              <w:t>GT-CQ</w:t>
+            </w:r>
+          </w:p>
+        </w:tc>
+        <w:tc>
+          <w:tcPr>
+            <w:tcW w:type="dxa" w:w="4706"/>
+          </w:tcPr>
+          <w:p>
+            <w:r>
+              <w:rPr>
+                <w:b w:val="0"/>
+                <w:i w:val="0"/>
+                <w:sz w:val="17"/>
+              </w:rPr>
+              <w:t>Prière de verifier l'information donnée par mouhamed senghor ou corriger au niveau de la section 1.</w:t>
+            </w:r>
+          </w:p>
+        </w:tc>
+      </w:tr>
+      <w:tr>
+        <w:tc>
+          <w:tcPr>
+            <w:tcW w:type="dxa" w:w="964"/>
+          </w:tcPr>
+          <w:p>
+            <w:r>
+              <w:rPr>
+                <w:b/>
+                <w:i w:val="0"/>
+                <w:color w:val="EA580C"/>
+                <w:sz w:val="16"/>
+              </w:rPr>
+              <w:t>Moyenne</w:t>
+            </w:r>
+          </w:p>
+        </w:tc>
+        <w:tc>
+          <w:tcPr>
+            <w:tcW w:type="dxa" w:w="1247"/>
+          </w:tcPr>
+          <w:p>
+            <w:r>
+              <w:rPr>
+                <w:b/>
+                <w:i w:val="0"/>
+                <w:sz w:val="16"/>
+              </w:rPr>
+              <w:t>S01</w:t>
+              <w:br/>
+            </w:r>
+            <w:r>
+              <w:rPr>
+                <w:b w:val="0"/>
+                <w:i w:val="0"/>
+                <w:color w:val="64748B"/>
+                <w:sz w:val="14"/>
+              </w:rPr>
+              <w:t>Démographie</w:t>
+            </w:r>
+          </w:p>
+        </w:tc>
+        <w:tc>
+          <w:tcPr>
+            <w:tcW w:type="dxa" w:w="1531"/>
+          </w:tcPr>
+          <w:p>
+            <w:r>
+              <w:rPr>
+                <w:b/>
+                <w:i w:val="0"/>
+                <w:color w:val="16A34A"/>
+                <w:sz w:val="16"/>
+              </w:rPr>
+              <w:t>—</w:t>
+            </w:r>
+          </w:p>
+        </w:tc>
+        <w:tc>
+          <w:tcPr>
+            <w:tcW w:type="dxa" w:w="1191"/>
+          </w:tcPr>
+          <w:p>
+            <w:r>
+              <w:rPr>
+                <w:b w:val="0"/>
+                <w:i w:val="0"/>
+                <w:color w:val="64748B"/>
+                <w:sz w:val="16"/>
+              </w:rPr>
+              <w:t>GT-CQ</w:t>
+            </w:r>
+          </w:p>
+        </w:tc>
+        <w:tc>
+          <w:tcPr>
+            <w:tcW w:type="dxa" w:w="4706"/>
+          </w:tcPr>
+          <w:p>
+            <w:r>
+              <w:rPr>
+                <w:b w:val="0"/>
+                <w:i w:val="0"/>
+                <w:sz w:val="17"/>
+              </w:rPr>
+              <w:t>Prière de verifier l'information donnée par sadio ndour ou corriger au niveau de la section 1.</w:t>
+            </w:r>
+          </w:p>
+        </w:tc>
+      </w:tr>
+      <w:tr>
+        <w:tc>
+          <w:tcPr>
+            <w:tcW w:type="dxa" w:w="964"/>
+          </w:tcPr>
+          <w:p>
+            <w:r>
+              <w:rPr>
+                <w:b/>
+                <w:i w:val="0"/>
+                <w:color w:val="EA580C"/>
+                <w:sz w:val="16"/>
+              </w:rPr>
+              <w:t>Moyenne</w:t>
             </w:r>
           </w:p>
         </w:tc>
@@ -2645,7 +3635,7 @@
                 <w:i w:val="0"/>
                 <w:sz w:val="17"/>
               </w:rPr>
-              <w:t>Incohérent!! Le niveau d'instruction déclaré par l'un des enfants () au niveau de la section 1 de yaya ndour diffère de celui donné par yaya ndour lui-même qui affirme ne pas avoir frequenté l'école formelle.</w:t>
+              <w:t>Attention!!! le montant payé de mouhamed ndour pour la cotisation est de 250 FCFA qui semble faible.</w:t>
             </w:r>
           </w:p>
         </w:tc>
@@ -2678,7 +3668,7 @@
                 <w:i w:val="0"/>
                 <w:sz w:val="16"/>
               </w:rPr>
-              <w:t>S00</w:t>
+              <w:t>S02</w:t>
               <w:br/>
             </w:r>
             <w:r>
@@ -2688,7 +3678,7 @@
                 <w:color w:val="64748B"/>
                 <w:sz w:val="14"/>
               </w:rPr>
-              <w:t>Identification</w:t>
+              <w:t>Éducation</w:t>
             </w:r>
           </w:p>
         </w:tc>
@@ -2704,7 +3694,7 @@
                 <w:color w:val="16A34A"/>
                 <w:sz w:val="16"/>
               </w:rPr>
-              <w:t>s00q27</w:t>
+              <w:t>—</w:t>
             </w:r>
           </w:p>
         </w:tc>
@@ -2735,7 +3725,7 @@
                 <w:i w:val="0"/>
                 <w:sz w:val="17"/>
               </w:rPr>
-              <w:t>Le questionnaire semble ne pas être complètement fini mais le questionnaire est en statut complet, prière de compléter le questionnaire.</w:t>
+              <w:t>Veuillez verifier cette information auprès de l'enquêté ou confirmer avec le QG.</w:t>
             </w:r>
           </w:p>
         </w:tc>
@@ -2768,7 +3758,7 @@
                 <w:i w:val="0"/>
                 <w:sz w:val="16"/>
               </w:rPr>
-              <w:t>S00</w:t>
+              <w:t>S02</w:t>
               <w:br/>
             </w:r>
             <w:r>
@@ -2778,7 +3768,7 @@
                 <w:color w:val="64748B"/>
                 <w:sz w:val="14"/>
               </w:rPr>
-              <w:t>Identification</w:t>
+              <w:t>Éducation</w:t>
             </w:r>
           </w:p>
         </w:tc>
@@ -2794,7 +3784,7 @@
                 <w:color w:val="16A34A"/>
                 <w:sz w:val="16"/>
               </w:rPr>
-              <w:t>—</w:t>
+              <w:t>s01q63, s00q04, s02q25, s01q00b, s02q17_2, s02q15_2</w:t>
             </w:r>
           </w:p>
         </w:tc>
@@ -2825,7 +3815,7 @@
                 <w:i w:val="0"/>
                 <w:sz w:val="17"/>
               </w:rPr>
-              <w:t>L'adresse ou la localisation du ménage doit être bien renseignée, ne doit pas contenir des numéros de téléphone et elle semble courte pour être une adresse.</w:t>
+              <w:t>Dans les milieux urbains c'est peu probable de voir une école dont les élèves ou étudiants ne dépensent pas en frais d'uniformes, prière de verifier pour mouhamed ndour qui fréquente 1ére année de Primaire et corriger ou confirmer avec le QG.</w:t>
             </w:r>
           </w:p>
         </w:tc>
@@ -2858,7 +3848,7 @@
                 <w:i w:val="0"/>
                 <w:sz w:val="16"/>
               </w:rPr>
-              <w:t>S00</w:t>
+              <w:t>S02</w:t>
               <w:br/>
             </w:r>
             <w:r>
@@ -2868,7 +3858,7 @@
                 <w:color w:val="64748B"/>
                 <w:sz w:val="14"/>
               </w:rPr>
-              <w:t>Identification</w:t>
+              <w:t>Éducation</w:t>
             </w:r>
           </w:p>
         </w:tc>
@@ -2884,7 +3874,7 @@
                 <w:color w:val="16A34A"/>
                 <w:sz w:val="16"/>
               </w:rPr>
-              <w:t>—</w:t>
+              <w:t>s01q63, s00q04, s02q25, s01q00b, s02q17_2, s02q15_2</w:t>
             </w:r>
           </w:p>
         </w:tc>
@@ -2915,2617 +3905,7 @@
                 <w:i w:val="0"/>
                 <w:sz w:val="17"/>
               </w:rPr>
-              <w:t>Prière de renseigner la bonne adresse.</w:t>
-            </w:r>
-          </w:p>
-        </w:tc>
-      </w:tr>
-      <w:tr>
-        <w:tc>
-          <w:tcPr>
-            <w:tcW w:type="dxa" w:w="964"/>
-          </w:tcPr>
-          <w:p>
-            <w:r>
-              <w:rPr>
-                <w:b/>
-                <w:i w:val="0"/>
-                <w:color w:val="EA580C"/>
-                <w:sz w:val="16"/>
-              </w:rPr>
-              <w:t>Moyenne</w:t>
-            </w:r>
-          </w:p>
-        </w:tc>
-        <w:tc>
-          <w:tcPr>
-            <w:tcW w:type="dxa" w:w="1247"/>
-          </w:tcPr>
-          <w:p>
-            <w:r>
-              <w:rPr>
-                <w:b/>
-                <w:i w:val="0"/>
-                <w:sz w:val="16"/>
-              </w:rPr>
-              <w:t>S01</w:t>
-              <w:br/>
-            </w:r>
-            <w:r>
-              <w:rPr>
-                <w:b w:val="0"/>
-                <w:i w:val="0"/>
-                <w:color w:val="64748B"/>
-                <w:sz w:val="14"/>
-              </w:rPr>
-              <w:t>Démographie</w:t>
-            </w:r>
-          </w:p>
-        </w:tc>
-        <w:tc>
-          <w:tcPr>
-            <w:tcW w:type="dxa" w:w="1531"/>
-          </w:tcPr>
-          <w:p>
-            <w:r>
-              <w:rPr>
-                <w:b/>
-                <w:i w:val="0"/>
-                <w:color w:val="16A34A"/>
-                <w:sz w:val="16"/>
-              </w:rPr>
-              <w:t>—</w:t>
-            </w:r>
-          </w:p>
-        </w:tc>
-        <w:tc>
-          <w:tcPr>
-            <w:tcW w:type="dxa" w:w="1191"/>
-          </w:tcPr>
-          <w:p>
-            <w:r>
-              <w:rPr>
-                <w:b w:val="0"/>
-                <w:i w:val="0"/>
-                <w:color w:val="64748B"/>
-                <w:sz w:val="16"/>
-              </w:rPr>
-              <w:t>GT-CQ</w:t>
-            </w:r>
-          </w:p>
-        </w:tc>
-        <w:tc>
-          <w:tcPr>
-            <w:tcW w:type="dxa" w:w="4706"/>
-          </w:tcPr>
-          <w:p>
-            <w:r>
-              <w:rPr>
-                <w:b w:val="0"/>
-                <w:i w:val="0"/>
-                <w:sz w:val="17"/>
-              </w:rPr>
-              <w:t>Prière de verifier l'information donnée par boubacar ndour ou corriger au niveau de la section 1.</w:t>
-            </w:r>
-          </w:p>
-        </w:tc>
-      </w:tr>
-      <w:tr>
-        <w:tc>
-          <w:tcPr>
-            <w:tcW w:type="dxa" w:w="964"/>
-          </w:tcPr>
-          <w:p>
-            <w:r>
-              <w:rPr>
-                <w:b/>
-                <w:i w:val="0"/>
-                <w:color w:val="EA580C"/>
-                <w:sz w:val="16"/>
-              </w:rPr>
-              <w:t>Moyenne</w:t>
-            </w:r>
-          </w:p>
-        </w:tc>
-        <w:tc>
-          <w:tcPr>
-            <w:tcW w:type="dxa" w:w="1247"/>
-          </w:tcPr>
-          <w:p>
-            <w:r>
-              <w:rPr>
-                <w:b/>
-                <w:i w:val="0"/>
-                <w:sz w:val="16"/>
-              </w:rPr>
-              <w:t>S01</w:t>
-              <w:br/>
-            </w:r>
-            <w:r>
-              <w:rPr>
-                <w:b w:val="0"/>
-                <w:i w:val="0"/>
-                <w:color w:val="64748B"/>
-                <w:sz w:val="14"/>
-              </w:rPr>
-              <w:t>Démographie</w:t>
-            </w:r>
-          </w:p>
-        </w:tc>
-        <w:tc>
-          <w:tcPr>
-            <w:tcW w:type="dxa" w:w="1531"/>
-          </w:tcPr>
-          <w:p>
-            <w:r>
-              <w:rPr>
-                <w:b/>
-                <w:i w:val="0"/>
-                <w:color w:val="16A34A"/>
-                <w:sz w:val="16"/>
-              </w:rPr>
-              <w:t>—</w:t>
-            </w:r>
-          </w:p>
-        </w:tc>
-        <w:tc>
-          <w:tcPr>
-            <w:tcW w:type="dxa" w:w="1191"/>
-          </w:tcPr>
-          <w:p>
-            <w:r>
-              <w:rPr>
-                <w:b w:val="0"/>
-                <w:i w:val="0"/>
-                <w:color w:val="64748B"/>
-                <w:sz w:val="16"/>
-              </w:rPr>
-              <w:t>GT-CQ</w:t>
-            </w:r>
-          </w:p>
-        </w:tc>
-        <w:tc>
-          <w:tcPr>
-            <w:tcW w:type="dxa" w:w="4706"/>
-          </w:tcPr>
-          <w:p>
-            <w:r>
-              <w:rPr>
-                <w:b w:val="0"/>
-                <w:i w:val="0"/>
-                <w:sz w:val="17"/>
-              </w:rPr>
-              <w:t>Prière de verifier l'information donnée par mafoudji senghor ou corriger au niveau de la section 1.</w:t>
-            </w:r>
-          </w:p>
-        </w:tc>
-      </w:tr>
-      <w:tr>
-        <w:tc>
-          <w:tcPr>
-            <w:tcW w:type="dxa" w:w="964"/>
-          </w:tcPr>
-          <w:p>
-            <w:r>
-              <w:rPr>
-                <w:b/>
-                <w:i w:val="0"/>
-                <w:color w:val="EA580C"/>
-                <w:sz w:val="16"/>
-              </w:rPr>
-              <w:t>Moyenne</w:t>
-            </w:r>
-          </w:p>
-        </w:tc>
-        <w:tc>
-          <w:tcPr>
-            <w:tcW w:type="dxa" w:w="1247"/>
-          </w:tcPr>
-          <w:p>
-            <w:r>
-              <w:rPr>
-                <w:b/>
-                <w:i w:val="0"/>
-                <w:sz w:val="16"/>
-              </w:rPr>
-              <w:t>S01</w:t>
-              <w:br/>
-            </w:r>
-            <w:r>
-              <w:rPr>
-                <w:b w:val="0"/>
-                <w:i w:val="0"/>
-                <w:color w:val="64748B"/>
-                <w:sz w:val="14"/>
-              </w:rPr>
-              <w:t>Démographie</w:t>
-            </w:r>
-          </w:p>
-        </w:tc>
-        <w:tc>
-          <w:tcPr>
-            <w:tcW w:type="dxa" w:w="1531"/>
-          </w:tcPr>
-          <w:p>
-            <w:r>
-              <w:rPr>
-                <w:b/>
-                <w:i w:val="0"/>
-                <w:color w:val="16A34A"/>
-                <w:sz w:val="16"/>
-              </w:rPr>
-              <w:t>s00q27, s01q03a, s01q03b, s01q03c, s01q00b</w:t>
-            </w:r>
-          </w:p>
-        </w:tc>
-        <w:tc>
-          <w:tcPr>
-            <w:tcW w:type="dxa" w:w="1191"/>
-          </w:tcPr>
-          <w:p>
-            <w:r>
-              <w:rPr>
-                <w:b w:val="0"/>
-                <w:i w:val="0"/>
-                <w:color w:val="64748B"/>
-                <w:sz w:val="16"/>
-              </w:rPr>
-              <w:t>GT-CQ</w:t>
-            </w:r>
-          </w:p>
-        </w:tc>
-        <w:tc>
-          <w:tcPr>
-            <w:tcW w:type="dxa" w:w="4706"/>
-          </w:tcPr>
-          <w:p>
-            <w:r>
-              <w:rPr>
-                <w:b w:val="0"/>
-                <w:i w:val="0"/>
-                <w:sz w:val="17"/>
-              </w:rPr>
-              <w:t>Les informations sur l'acte de naissance (ni Jours, ni mois et ni années) de  Fatou bayo  manquent, s'il vous plait pouvez-vous fournir d'effort pour avoir ces informations.</w:t>
-            </w:r>
-          </w:p>
-        </w:tc>
-      </w:tr>
-      <w:tr>
-        <w:tc>
-          <w:tcPr>
-            <w:tcW w:type="dxa" w:w="964"/>
-          </w:tcPr>
-          <w:p>
-            <w:r>
-              <w:rPr>
-                <w:b/>
-                <w:i w:val="0"/>
-                <w:color w:val="EA580C"/>
-                <w:sz w:val="16"/>
-              </w:rPr>
-              <w:t>Moyenne</w:t>
-            </w:r>
-          </w:p>
-        </w:tc>
-        <w:tc>
-          <w:tcPr>
-            <w:tcW w:type="dxa" w:w="1247"/>
-          </w:tcPr>
-          <w:p>
-            <w:r>
-              <w:rPr>
-                <w:b/>
-                <w:i w:val="0"/>
-                <w:sz w:val="16"/>
-              </w:rPr>
-              <w:t>S01</w:t>
-              <w:br/>
-            </w:r>
-            <w:r>
-              <w:rPr>
-                <w:b w:val="0"/>
-                <w:i w:val="0"/>
-                <w:color w:val="64748B"/>
-                <w:sz w:val="14"/>
-              </w:rPr>
-              <w:t>Démographie</w:t>
-            </w:r>
-          </w:p>
-        </w:tc>
-        <w:tc>
-          <w:tcPr>
-            <w:tcW w:type="dxa" w:w="1531"/>
-          </w:tcPr>
-          <w:p>
-            <w:r>
-              <w:rPr>
-                <w:b/>
-                <w:i w:val="0"/>
-                <w:color w:val="16A34A"/>
-                <w:sz w:val="16"/>
-              </w:rPr>
-              <w:t>s00q27, s01q03a, s01q03b, s01q03c, s01q00b</w:t>
-            </w:r>
-          </w:p>
-        </w:tc>
-        <w:tc>
-          <w:tcPr>
-            <w:tcW w:type="dxa" w:w="1191"/>
-          </w:tcPr>
-          <w:p>
-            <w:r>
-              <w:rPr>
-                <w:b w:val="0"/>
-                <w:i w:val="0"/>
-                <w:color w:val="64748B"/>
-                <w:sz w:val="16"/>
-              </w:rPr>
-              <w:t>GT-CQ</w:t>
-            </w:r>
-          </w:p>
-        </w:tc>
-        <w:tc>
-          <w:tcPr>
-            <w:tcW w:type="dxa" w:w="4706"/>
-          </w:tcPr>
-          <w:p>
-            <w:r>
-              <w:rPr>
-                <w:b w:val="0"/>
-                <w:i w:val="0"/>
-                <w:sz w:val="17"/>
-              </w:rPr>
-              <w:t>Les informations sur l'acte de naissance (ni Jours, ni mois et ni années) de  Fatou ndour  manquent, s'il vous plait pouvez-vous fournir d'effort pour avoir ces informations.</w:t>
-            </w:r>
-          </w:p>
-        </w:tc>
-      </w:tr>
-      <w:tr>
-        <w:tc>
-          <w:tcPr>
-            <w:tcW w:type="dxa" w:w="964"/>
-          </w:tcPr>
-          <w:p>
-            <w:r>
-              <w:rPr>
-                <w:b/>
-                <w:i w:val="0"/>
-                <w:color w:val="EA580C"/>
-                <w:sz w:val="16"/>
-              </w:rPr>
-              <w:t>Moyenne</w:t>
-            </w:r>
-          </w:p>
-        </w:tc>
-        <w:tc>
-          <w:tcPr>
-            <w:tcW w:type="dxa" w:w="1247"/>
-          </w:tcPr>
-          <w:p>
-            <w:r>
-              <w:rPr>
-                <w:b/>
-                <w:i w:val="0"/>
-                <w:sz w:val="16"/>
-              </w:rPr>
-              <w:t>S01</w:t>
-              <w:br/>
-            </w:r>
-            <w:r>
-              <w:rPr>
-                <w:b w:val="0"/>
-                <w:i w:val="0"/>
-                <w:color w:val="64748B"/>
-                <w:sz w:val="14"/>
-              </w:rPr>
-              <w:t>Démographie</w:t>
-            </w:r>
-          </w:p>
-        </w:tc>
-        <w:tc>
-          <w:tcPr>
-            <w:tcW w:type="dxa" w:w="1531"/>
-          </w:tcPr>
-          <w:p>
-            <w:r>
-              <w:rPr>
-                <w:b/>
-                <w:i w:val="0"/>
-                <w:color w:val="16A34A"/>
-                <w:sz w:val="16"/>
-              </w:rPr>
-              <w:t>s00q27, s01q03a, s01q03b, s01q03c, s01q00b</w:t>
-            </w:r>
-          </w:p>
-        </w:tc>
-        <w:tc>
-          <w:tcPr>
-            <w:tcW w:type="dxa" w:w="1191"/>
-          </w:tcPr>
-          <w:p>
-            <w:r>
-              <w:rPr>
-                <w:b w:val="0"/>
-                <w:i w:val="0"/>
-                <w:color w:val="64748B"/>
-                <w:sz w:val="16"/>
-              </w:rPr>
-              <w:t>GT-CQ</w:t>
-            </w:r>
-          </w:p>
-        </w:tc>
-        <w:tc>
-          <w:tcPr>
-            <w:tcW w:type="dxa" w:w="4706"/>
-          </w:tcPr>
-          <w:p>
-            <w:r>
-              <w:rPr>
-                <w:b w:val="0"/>
-                <w:i w:val="0"/>
-                <w:sz w:val="17"/>
-              </w:rPr>
-              <w:t>Les informations sur l'acte de naissance (ni Jours, ni mois et ni années) de  Ibrahima ndiaye  manquent, s'il vous plait pouvez-vous fournir d'effort pour avoir ces informations.</w:t>
-            </w:r>
-          </w:p>
-        </w:tc>
-      </w:tr>
-      <w:tr>
-        <w:tc>
-          <w:tcPr>
-            <w:tcW w:type="dxa" w:w="964"/>
-          </w:tcPr>
-          <w:p>
-            <w:r>
-              <w:rPr>
-                <w:b/>
-                <w:i w:val="0"/>
-                <w:color w:val="EA580C"/>
-                <w:sz w:val="16"/>
-              </w:rPr>
-              <w:t>Moyenne</w:t>
-            </w:r>
-          </w:p>
-        </w:tc>
-        <w:tc>
-          <w:tcPr>
-            <w:tcW w:type="dxa" w:w="1247"/>
-          </w:tcPr>
-          <w:p>
-            <w:r>
-              <w:rPr>
-                <w:b/>
-                <w:i w:val="0"/>
-                <w:sz w:val="16"/>
-              </w:rPr>
-              <w:t>S01</w:t>
-              <w:br/>
-            </w:r>
-            <w:r>
-              <w:rPr>
-                <w:b w:val="0"/>
-                <w:i w:val="0"/>
-                <w:color w:val="64748B"/>
-                <w:sz w:val="14"/>
-              </w:rPr>
-              <w:t>Démographie</w:t>
-            </w:r>
-          </w:p>
-        </w:tc>
-        <w:tc>
-          <w:tcPr>
-            <w:tcW w:type="dxa" w:w="1531"/>
-          </w:tcPr>
-          <w:p>
-            <w:r>
-              <w:rPr>
-                <w:b/>
-                <w:i w:val="0"/>
-                <w:color w:val="16A34A"/>
-                <w:sz w:val="16"/>
-              </w:rPr>
-              <w:t>s00q27, s01q03a, s01q03b, s01q03c, s01q00b</w:t>
-            </w:r>
-          </w:p>
-        </w:tc>
-        <w:tc>
-          <w:tcPr>
-            <w:tcW w:type="dxa" w:w="1191"/>
-          </w:tcPr>
-          <w:p>
-            <w:r>
-              <w:rPr>
-                <w:b w:val="0"/>
-                <w:i w:val="0"/>
-                <w:color w:val="64748B"/>
-                <w:sz w:val="16"/>
-              </w:rPr>
-              <w:t>GT-CQ</w:t>
-            </w:r>
-          </w:p>
-        </w:tc>
-        <w:tc>
-          <w:tcPr>
-            <w:tcW w:type="dxa" w:w="4706"/>
-          </w:tcPr>
-          <w:p>
-            <w:r>
-              <w:rPr>
-                <w:b w:val="0"/>
-                <w:i w:val="0"/>
-                <w:sz w:val="17"/>
-              </w:rPr>
-              <w:t>Les informations sur l'acte de naissance (ni Jours, ni mois et ni années) de  ablaye ndour  manquent, s'il vous plait pouvez-vous fournir d'effort pour avoir ces informations.</w:t>
-            </w:r>
-          </w:p>
-        </w:tc>
-      </w:tr>
-      <w:tr>
-        <w:tc>
-          <w:tcPr>
-            <w:tcW w:type="dxa" w:w="964"/>
-          </w:tcPr>
-          <w:p>
-            <w:r>
-              <w:rPr>
-                <w:b/>
-                <w:i w:val="0"/>
-                <w:color w:val="EA580C"/>
-                <w:sz w:val="16"/>
-              </w:rPr>
-              <w:t>Moyenne</w:t>
-            </w:r>
-          </w:p>
-        </w:tc>
-        <w:tc>
-          <w:tcPr>
-            <w:tcW w:type="dxa" w:w="1247"/>
-          </w:tcPr>
-          <w:p>
-            <w:r>
-              <w:rPr>
-                <w:b/>
-                <w:i w:val="0"/>
-                <w:sz w:val="16"/>
-              </w:rPr>
-              <w:t>S01</w:t>
-              <w:br/>
-            </w:r>
-            <w:r>
-              <w:rPr>
-                <w:b w:val="0"/>
-                <w:i w:val="0"/>
-                <w:color w:val="64748B"/>
-                <w:sz w:val="14"/>
-              </w:rPr>
-              <w:t>Démographie</w:t>
-            </w:r>
-          </w:p>
-        </w:tc>
-        <w:tc>
-          <w:tcPr>
-            <w:tcW w:type="dxa" w:w="1531"/>
-          </w:tcPr>
-          <w:p>
-            <w:r>
-              <w:rPr>
-                <w:b/>
-                <w:i w:val="0"/>
-                <w:color w:val="16A34A"/>
-                <w:sz w:val="16"/>
-              </w:rPr>
-              <w:t>—</w:t>
-            </w:r>
-          </w:p>
-        </w:tc>
-        <w:tc>
-          <w:tcPr>
-            <w:tcW w:type="dxa" w:w="1191"/>
-          </w:tcPr>
-          <w:p>
-            <w:r>
-              <w:rPr>
-                <w:b w:val="0"/>
-                <w:i w:val="0"/>
-                <w:color w:val="64748B"/>
-                <w:sz w:val="16"/>
-              </w:rPr>
-              <w:t>GT-CQ</w:t>
-            </w:r>
-          </w:p>
-        </w:tc>
-        <w:tc>
-          <w:tcPr>
-            <w:tcW w:type="dxa" w:w="4706"/>
-          </w:tcPr>
-          <w:p>
-            <w:r>
-              <w:rPr>
-                <w:b w:val="0"/>
-                <w:i w:val="0"/>
-                <w:sz w:val="17"/>
-              </w:rPr>
-              <w:t>Prière de verifier l'information donnée par ablaye ndour ou corriger au niveau de la section 1.</w:t>
-            </w:r>
-          </w:p>
-        </w:tc>
-      </w:tr>
-      <w:tr>
-        <w:tc>
-          <w:tcPr>
-            <w:tcW w:type="dxa" w:w="964"/>
-          </w:tcPr>
-          <w:p>
-            <w:r>
-              <w:rPr>
-                <w:b/>
-                <w:i w:val="0"/>
-                <w:color w:val="EA580C"/>
-                <w:sz w:val="16"/>
-              </w:rPr>
-              <w:t>Moyenne</w:t>
-            </w:r>
-          </w:p>
-        </w:tc>
-        <w:tc>
-          <w:tcPr>
-            <w:tcW w:type="dxa" w:w="1247"/>
-          </w:tcPr>
-          <w:p>
-            <w:r>
-              <w:rPr>
-                <w:b/>
-                <w:i w:val="0"/>
-                <w:sz w:val="16"/>
-              </w:rPr>
-              <w:t>S01</w:t>
-              <w:br/>
-            </w:r>
-            <w:r>
-              <w:rPr>
-                <w:b w:val="0"/>
-                <w:i w:val="0"/>
-                <w:color w:val="64748B"/>
-                <w:sz w:val="14"/>
-              </w:rPr>
-              <w:t>Démographie</w:t>
-            </w:r>
-          </w:p>
-        </w:tc>
-        <w:tc>
-          <w:tcPr>
-            <w:tcW w:type="dxa" w:w="1531"/>
-          </w:tcPr>
-          <w:p>
-            <w:r>
-              <w:rPr>
-                <w:b/>
-                <w:i w:val="0"/>
-                <w:color w:val="16A34A"/>
-                <w:sz w:val="16"/>
-              </w:rPr>
-              <w:t>s00q27, s01q03a, s01q03b, s01q03c, s01q00b</w:t>
-            </w:r>
-          </w:p>
-        </w:tc>
-        <w:tc>
-          <w:tcPr>
-            <w:tcW w:type="dxa" w:w="1191"/>
-          </w:tcPr>
-          <w:p>
-            <w:r>
-              <w:rPr>
-                <w:b w:val="0"/>
-                <w:i w:val="0"/>
-                <w:color w:val="64748B"/>
-                <w:sz w:val="16"/>
-              </w:rPr>
-              <w:t>GT-CQ</w:t>
-            </w:r>
-          </w:p>
-        </w:tc>
-        <w:tc>
-          <w:tcPr>
-            <w:tcW w:type="dxa" w:w="4706"/>
-          </w:tcPr>
-          <w:p>
-            <w:r>
-              <w:rPr>
-                <w:b w:val="0"/>
-                <w:i w:val="0"/>
-                <w:sz w:val="17"/>
-              </w:rPr>
-              <w:t>Les informations sur l'acte de naissance (ni Jours, ni mois et ni années) de  gnima diawara  manquent, s'il vous plait pouvez-vous fournir d'effort pour avoir ces informations.</w:t>
-            </w:r>
-          </w:p>
-        </w:tc>
-      </w:tr>
-      <w:tr>
-        <w:tc>
-          <w:tcPr>
-            <w:tcW w:type="dxa" w:w="964"/>
-          </w:tcPr>
-          <w:p>
-            <w:r>
-              <w:rPr>
-                <w:b/>
-                <w:i w:val="0"/>
-                <w:color w:val="EA580C"/>
-                <w:sz w:val="16"/>
-              </w:rPr>
-              <w:t>Moyenne</w:t>
-            </w:r>
-          </w:p>
-        </w:tc>
-        <w:tc>
-          <w:tcPr>
-            <w:tcW w:type="dxa" w:w="1247"/>
-          </w:tcPr>
-          <w:p>
-            <w:r>
-              <w:rPr>
-                <w:b/>
-                <w:i w:val="0"/>
-                <w:sz w:val="16"/>
-              </w:rPr>
-              <w:t>S01</w:t>
-              <w:br/>
-            </w:r>
-            <w:r>
-              <w:rPr>
-                <w:b w:val="0"/>
-                <w:i w:val="0"/>
-                <w:color w:val="64748B"/>
-                <w:sz w:val="14"/>
-              </w:rPr>
-              <w:t>Démographie</w:t>
-            </w:r>
-          </w:p>
-        </w:tc>
-        <w:tc>
-          <w:tcPr>
-            <w:tcW w:type="dxa" w:w="1531"/>
-          </w:tcPr>
-          <w:p>
-            <w:r>
-              <w:rPr>
-                <w:b/>
-                <w:i w:val="0"/>
-                <w:color w:val="16A34A"/>
-                <w:sz w:val="16"/>
-              </w:rPr>
-              <w:t>s00q27, s01q03a, s01q03b, s01q03c, s01q00b</w:t>
-            </w:r>
-          </w:p>
-        </w:tc>
-        <w:tc>
-          <w:tcPr>
-            <w:tcW w:type="dxa" w:w="1191"/>
-          </w:tcPr>
-          <w:p>
-            <w:r>
-              <w:rPr>
-                <w:b w:val="0"/>
-                <w:i w:val="0"/>
-                <w:color w:val="64748B"/>
-                <w:sz w:val="16"/>
-              </w:rPr>
-              <w:t>GT-CQ</w:t>
-            </w:r>
-          </w:p>
-        </w:tc>
-        <w:tc>
-          <w:tcPr>
-            <w:tcW w:type="dxa" w:w="4706"/>
-          </w:tcPr>
-          <w:p>
-            <w:r>
-              <w:rPr>
-                <w:b w:val="0"/>
-                <w:i w:val="0"/>
-                <w:sz w:val="17"/>
-              </w:rPr>
-              <w:t>Les informations sur l'acte de naissance (ni Jours, ni mois et ni années) de  hawa senghor  manquent, s'il vous plait pouvez-vous fournir d'effort pour avoir ces informations.</w:t>
-            </w:r>
-          </w:p>
-        </w:tc>
-      </w:tr>
-      <w:tr>
-        <w:tc>
-          <w:tcPr>
-            <w:tcW w:type="dxa" w:w="964"/>
-          </w:tcPr>
-          <w:p>
-            <w:r>
-              <w:rPr>
-                <w:b/>
-                <w:i w:val="0"/>
-                <w:color w:val="EA580C"/>
-                <w:sz w:val="16"/>
-              </w:rPr>
-              <w:t>Moyenne</w:t>
-            </w:r>
-          </w:p>
-        </w:tc>
-        <w:tc>
-          <w:tcPr>
-            <w:tcW w:type="dxa" w:w="1247"/>
-          </w:tcPr>
-          <w:p>
-            <w:r>
-              <w:rPr>
-                <w:b/>
-                <w:i w:val="0"/>
-                <w:sz w:val="16"/>
-              </w:rPr>
-              <w:t>S01</w:t>
-              <w:br/>
-            </w:r>
-            <w:r>
-              <w:rPr>
-                <w:b w:val="0"/>
-                <w:i w:val="0"/>
-                <w:color w:val="64748B"/>
-                <w:sz w:val="14"/>
-              </w:rPr>
-              <w:t>Démographie</w:t>
-            </w:r>
-          </w:p>
-        </w:tc>
-        <w:tc>
-          <w:tcPr>
-            <w:tcW w:type="dxa" w:w="1531"/>
-          </w:tcPr>
-          <w:p>
-            <w:r>
-              <w:rPr>
-                <w:b/>
-                <w:i w:val="0"/>
-                <w:color w:val="16A34A"/>
-                <w:sz w:val="16"/>
-              </w:rPr>
-              <w:t>—</w:t>
-            </w:r>
-          </w:p>
-        </w:tc>
-        <w:tc>
-          <w:tcPr>
-            <w:tcW w:type="dxa" w:w="1191"/>
-          </w:tcPr>
-          <w:p>
-            <w:r>
-              <w:rPr>
-                <w:b w:val="0"/>
-                <w:i w:val="0"/>
-                <w:color w:val="64748B"/>
-                <w:sz w:val="16"/>
-              </w:rPr>
-              <w:t>GT-CQ</w:t>
-            </w:r>
-          </w:p>
-        </w:tc>
-        <w:tc>
-          <w:tcPr>
-            <w:tcW w:type="dxa" w:w="4706"/>
-          </w:tcPr>
-          <w:p>
-            <w:r>
-              <w:rPr>
-                <w:b w:val="0"/>
-                <w:i w:val="0"/>
-                <w:sz w:val="17"/>
-              </w:rPr>
-              <w:t>Prière de verifier l'information donnée par hawa senghor ou corriger au niveau de la section 1.</w:t>
-            </w:r>
-          </w:p>
-        </w:tc>
-      </w:tr>
-      <w:tr>
-        <w:tc>
-          <w:tcPr>
-            <w:tcW w:type="dxa" w:w="964"/>
-          </w:tcPr>
-          <w:p>
-            <w:r>
-              <w:rPr>
-                <w:b/>
-                <w:i w:val="0"/>
-                <w:color w:val="EA580C"/>
-                <w:sz w:val="16"/>
-              </w:rPr>
-              <w:t>Moyenne</w:t>
-            </w:r>
-          </w:p>
-        </w:tc>
-        <w:tc>
-          <w:tcPr>
-            <w:tcW w:type="dxa" w:w="1247"/>
-          </w:tcPr>
-          <w:p>
-            <w:r>
-              <w:rPr>
-                <w:b/>
-                <w:i w:val="0"/>
-                <w:sz w:val="16"/>
-              </w:rPr>
-              <w:t>S01</w:t>
-              <w:br/>
-            </w:r>
-            <w:r>
-              <w:rPr>
-                <w:b w:val="0"/>
-                <w:i w:val="0"/>
-                <w:color w:val="64748B"/>
-                <w:sz w:val="14"/>
-              </w:rPr>
-              <w:t>Démographie</w:t>
-            </w:r>
-          </w:p>
-        </w:tc>
-        <w:tc>
-          <w:tcPr>
-            <w:tcW w:type="dxa" w:w="1531"/>
-          </w:tcPr>
-          <w:p>
-            <w:r>
-              <w:rPr>
-                <w:b/>
-                <w:i w:val="0"/>
-                <w:color w:val="16A34A"/>
-                <w:sz w:val="16"/>
-              </w:rPr>
-              <w:t>s00q27, s01q03a, s01q03b, s01q03c, s01q00b</w:t>
-            </w:r>
-          </w:p>
-        </w:tc>
-        <w:tc>
-          <w:tcPr>
-            <w:tcW w:type="dxa" w:w="1191"/>
-          </w:tcPr>
-          <w:p>
-            <w:r>
-              <w:rPr>
-                <w:b w:val="0"/>
-                <w:i w:val="0"/>
-                <w:color w:val="64748B"/>
-                <w:sz w:val="16"/>
-              </w:rPr>
-              <w:t>GT-CQ</w:t>
-            </w:r>
-          </w:p>
-        </w:tc>
-        <w:tc>
-          <w:tcPr>
-            <w:tcW w:type="dxa" w:w="4706"/>
-          </w:tcPr>
-          <w:p>
-            <w:r>
-              <w:rPr>
-                <w:b w:val="0"/>
-                <w:i w:val="0"/>
-                <w:sz w:val="17"/>
-              </w:rPr>
-              <w:t>Les informations sur l'acte de naissance (ni Jours, ni mois et ni années) de  mariama ndour  manquent, s'il vous plait pouvez-vous fournir d'effort pour avoir ces informations.</w:t>
-            </w:r>
-          </w:p>
-        </w:tc>
-      </w:tr>
-      <w:tr>
-        <w:tc>
-          <w:tcPr>
-            <w:tcW w:type="dxa" w:w="964"/>
-          </w:tcPr>
-          <w:p>
-            <w:r>
-              <w:rPr>
-                <w:b/>
-                <w:i w:val="0"/>
-                <w:color w:val="EA580C"/>
-                <w:sz w:val="16"/>
-              </w:rPr>
-              <w:t>Moyenne</w:t>
-            </w:r>
-          </w:p>
-        </w:tc>
-        <w:tc>
-          <w:tcPr>
-            <w:tcW w:type="dxa" w:w="1247"/>
-          </w:tcPr>
-          <w:p>
-            <w:r>
-              <w:rPr>
-                <w:b/>
-                <w:i w:val="0"/>
-                <w:sz w:val="16"/>
-              </w:rPr>
-              <w:t>S01</w:t>
-              <w:br/>
-            </w:r>
-            <w:r>
-              <w:rPr>
-                <w:b w:val="0"/>
-                <w:i w:val="0"/>
-                <w:color w:val="64748B"/>
-                <w:sz w:val="14"/>
-              </w:rPr>
-              <w:t>Démographie</w:t>
-            </w:r>
-          </w:p>
-        </w:tc>
-        <w:tc>
-          <w:tcPr>
-            <w:tcW w:type="dxa" w:w="1531"/>
-          </w:tcPr>
-          <w:p>
-            <w:r>
-              <w:rPr>
-                <w:b/>
-                <w:i w:val="0"/>
-                <w:color w:val="16A34A"/>
-                <w:sz w:val="16"/>
-              </w:rPr>
-              <w:t>—</w:t>
-            </w:r>
-          </w:p>
-        </w:tc>
-        <w:tc>
-          <w:tcPr>
-            <w:tcW w:type="dxa" w:w="1191"/>
-          </w:tcPr>
-          <w:p>
-            <w:r>
-              <w:rPr>
-                <w:b w:val="0"/>
-                <w:i w:val="0"/>
-                <w:color w:val="64748B"/>
-                <w:sz w:val="16"/>
-              </w:rPr>
-              <w:t>GT-CQ</w:t>
-            </w:r>
-          </w:p>
-        </w:tc>
-        <w:tc>
-          <w:tcPr>
-            <w:tcW w:type="dxa" w:w="4706"/>
-          </w:tcPr>
-          <w:p>
-            <w:r>
-              <w:rPr>
-                <w:b w:val="0"/>
-                <w:i w:val="0"/>
-                <w:sz w:val="17"/>
-              </w:rPr>
-              <w:t>Prière de verifier l'information donnée par mariama ndour ou corriger au niveau de la section 1.</w:t>
-            </w:r>
-          </w:p>
-        </w:tc>
-      </w:tr>
-      <w:tr>
-        <w:tc>
-          <w:tcPr>
-            <w:tcW w:type="dxa" w:w="964"/>
-          </w:tcPr>
-          <w:p>
-            <w:r>
-              <w:rPr>
-                <w:b/>
-                <w:i w:val="0"/>
-                <w:color w:val="EA580C"/>
-                <w:sz w:val="16"/>
-              </w:rPr>
-              <w:t>Moyenne</w:t>
-            </w:r>
-          </w:p>
-        </w:tc>
-        <w:tc>
-          <w:tcPr>
-            <w:tcW w:type="dxa" w:w="1247"/>
-          </w:tcPr>
-          <w:p>
-            <w:r>
-              <w:rPr>
-                <w:b/>
-                <w:i w:val="0"/>
-                <w:sz w:val="16"/>
-              </w:rPr>
-              <w:t>S01</w:t>
-              <w:br/>
-            </w:r>
-            <w:r>
-              <w:rPr>
-                <w:b w:val="0"/>
-                <w:i w:val="0"/>
-                <w:color w:val="64748B"/>
-                <w:sz w:val="14"/>
-              </w:rPr>
-              <w:t>Démographie</w:t>
-            </w:r>
-          </w:p>
-        </w:tc>
-        <w:tc>
-          <w:tcPr>
-            <w:tcW w:type="dxa" w:w="1531"/>
-          </w:tcPr>
-          <w:p>
-            <w:r>
-              <w:rPr>
-                <w:b/>
-                <w:i w:val="0"/>
-                <w:color w:val="16A34A"/>
-                <w:sz w:val="16"/>
-              </w:rPr>
-              <w:t>s00q27, s01q03a, s01q03b, s01q03c, s01q00b</w:t>
-            </w:r>
-          </w:p>
-        </w:tc>
-        <w:tc>
-          <w:tcPr>
-            <w:tcW w:type="dxa" w:w="1191"/>
-          </w:tcPr>
-          <w:p>
-            <w:r>
-              <w:rPr>
-                <w:b w:val="0"/>
-                <w:i w:val="0"/>
-                <w:color w:val="64748B"/>
-                <w:sz w:val="16"/>
-              </w:rPr>
-              <w:t>GT-CQ</w:t>
-            </w:r>
-          </w:p>
-        </w:tc>
-        <w:tc>
-          <w:tcPr>
-            <w:tcW w:type="dxa" w:w="4706"/>
-          </w:tcPr>
-          <w:p>
-            <w:r>
-              <w:rPr>
-                <w:b w:val="0"/>
-                <w:i w:val="0"/>
-                <w:sz w:val="17"/>
-              </w:rPr>
-              <w:t>Les informations sur l'acte de naissance (ni Jours, ni mois et ni années) de  mouhamed ndour  manquent, s'il vous plait pouvez-vous fournir d'effort pour avoir ces informations.</w:t>
-            </w:r>
-          </w:p>
-        </w:tc>
-      </w:tr>
-      <w:tr>
-        <w:tc>
-          <w:tcPr>
-            <w:tcW w:type="dxa" w:w="964"/>
-          </w:tcPr>
-          <w:p>
-            <w:r>
-              <w:rPr>
-                <w:b/>
-                <w:i w:val="0"/>
-                <w:color w:val="EA580C"/>
-                <w:sz w:val="16"/>
-              </w:rPr>
-              <w:t>Moyenne</w:t>
-            </w:r>
-          </w:p>
-        </w:tc>
-        <w:tc>
-          <w:tcPr>
-            <w:tcW w:type="dxa" w:w="1247"/>
-          </w:tcPr>
-          <w:p>
-            <w:r>
-              <w:rPr>
-                <w:b/>
-                <w:i w:val="0"/>
-                <w:sz w:val="16"/>
-              </w:rPr>
-              <w:t>S01</w:t>
-              <w:br/>
-            </w:r>
-            <w:r>
-              <w:rPr>
-                <w:b w:val="0"/>
-                <w:i w:val="0"/>
-                <w:color w:val="64748B"/>
-                <w:sz w:val="14"/>
-              </w:rPr>
-              <w:t>Démographie</w:t>
-            </w:r>
-          </w:p>
-        </w:tc>
-        <w:tc>
-          <w:tcPr>
-            <w:tcW w:type="dxa" w:w="1531"/>
-          </w:tcPr>
-          <w:p>
-            <w:r>
-              <w:rPr>
-                <w:b/>
-                <w:i w:val="0"/>
-                <w:color w:val="16A34A"/>
-                <w:sz w:val="16"/>
-              </w:rPr>
-              <w:t>—</w:t>
-            </w:r>
-          </w:p>
-        </w:tc>
-        <w:tc>
-          <w:tcPr>
-            <w:tcW w:type="dxa" w:w="1191"/>
-          </w:tcPr>
-          <w:p>
-            <w:r>
-              <w:rPr>
-                <w:b w:val="0"/>
-                <w:i w:val="0"/>
-                <w:color w:val="64748B"/>
-                <w:sz w:val="16"/>
-              </w:rPr>
-              <w:t>GT-CQ</w:t>
-            </w:r>
-          </w:p>
-        </w:tc>
-        <w:tc>
-          <w:tcPr>
-            <w:tcW w:type="dxa" w:w="4706"/>
-          </w:tcPr>
-          <w:p>
-            <w:r>
-              <w:rPr>
-                <w:b w:val="0"/>
-                <w:i w:val="0"/>
-                <w:sz w:val="17"/>
-              </w:rPr>
-              <w:t>Prière de verifier l'information donnée par mouhamed ndour ou corriger au niveau de la section 1.</w:t>
-            </w:r>
-          </w:p>
-        </w:tc>
-      </w:tr>
-      <w:tr>
-        <w:tc>
-          <w:tcPr>
-            <w:tcW w:type="dxa" w:w="964"/>
-          </w:tcPr>
-          <w:p>
-            <w:r>
-              <w:rPr>
-                <w:b/>
-                <w:i w:val="0"/>
-                <w:color w:val="EA580C"/>
-                <w:sz w:val="16"/>
-              </w:rPr>
-              <w:t>Moyenne</w:t>
-            </w:r>
-          </w:p>
-        </w:tc>
-        <w:tc>
-          <w:tcPr>
-            <w:tcW w:type="dxa" w:w="1247"/>
-          </w:tcPr>
-          <w:p>
-            <w:r>
-              <w:rPr>
-                <w:b/>
-                <w:i w:val="0"/>
-                <w:sz w:val="16"/>
-              </w:rPr>
-              <w:t>S01</w:t>
-              <w:br/>
-            </w:r>
-            <w:r>
-              <w:rPr>
-                <w:b w:val="0"/>
-                <w:i w:val="0"/>
-                <w:color w:val="64748B"/>
-                <w:sz w:val="14"/>
-              </w:rPr>
-              <w:t>Démographie</w:t>
-            </w:r>
-          </w:p>
-        </w:tc>
-        <w:tc>
-          <w:tcPr>
-            <w:tcW w:type="dxa" w:w="1531"/>
-          </w:tcPr>
-          <w:p>
-            <w:r>
-              <w:rPr>
-                <w:b/>
-                <w:i w:val="0"/>
-                <w:color w:val="16A34A"/>
-                <w:sz w:val="16"/>
-              </w:rPr>
-              <w:t>s00q27, s01q03a, s01q03b, s01q03c, s01q00b</w:t>
-            </w:r>
-          </w:p>
-        </w:tc>
-        <w:tc>
-          <w:tcPr>
-            <w:tcW w:type="dxa" w:w="1191"/>
-          </w:tcPr>
-          <w:p>
-            <w:r>
-              <w:rPr>
-                <w:b w:val="0"/>
-                <w:i w:val="0"/>
-                <w:color w:val="64748B"/>
-                <w:sz w:val="16"/>
-              </w:rPr>
-              <w:t>GT-CQ</w:t>
-            </w:r>
-          </w:p>
-        </w:tc>
-        <w:tc>
-          <w:tcPr>
-            <w:tcW w:type="dxa" w:w="4706"/>
-          </w:tcPr>
-          <w:p>
-            <w:r>
-              <w:rPr>
-                <w:b w:val="0"/>
-                <w:i w:val="0"/>
-                <w:sz w:val="17"/>
-              </w:rPr>
-              <w:t>Les informations sur l'acte de naissance (ni Jours, ni mois et ni années) de  mouhamed senghor  manquent, s'il vous plait pouvez-vous fournir d'effort pour avoir ces informations.</w:t>
-            </w:r>
-          </w:p>
-        </w:tc>
-      </w:tr>
-      <w:tr>
-        <w:tc>
-          <w:tcPr>
-            <w:tcW w:type="dxa" w:w="964"/>
-          </w:tcPr>
-          <w:p>
-            <w:r>
-              <w:rPr>
-                <w:b/>
-                <w:i w:val="0"/>
-                <w:color w:val="EA580C"/>
-                <w:sz w:val="16"/>
-              </w:rPr>
-              <w:t>Moyenne</w:t>
-            </w:r>
-          </w:p>
-        </w:tc>
-        <w:tc>
-          <w:tcPr>
-            <w:tcW w:type="dxa" w:w="1247"/>
-          </w:tcPr>
-          <w:p>
-            <w:r>
-              <w:rPr>
-                <w:b/>
-                <w:i w:val="0"/>
-                <w:sz w:val="16"/>
-              </w:rPr>
-              <w:t>S01</w:t>
-              <w:br/>
-            </w:r>
-            <w:r>
-              <w:rPr>
-                <w:b w:val="0"/>
-                <w:i w:val="0"/>
-                <w:color w:val="64748B"/>
-                <w:sz w:val="14"/>
-              </w:rPr>
-              <w:t>Démographie</w:t>
-            </w:r>
-          </w:p>
-        </w:tc>
-        <w:tc>
-          <w:tcPr>
-            <w:tcW w:type="dxa" w:w="1531"/>
-          </w:tcPr>
-          <w:p>
-            <w:r>
-              <w:rPr>
-                <w:b/>
-                <w:i w:val="0"/>
-                <w:color w:val="16A34A"/>
-                <w:sz w:val="16"/>
-              </w:rPr>
-              <w:t>—</w:t>
-            </w:r>
-          </w:p>
-        </w:tc>
-        <w:tc>
-          <w:tcPr>
-            <w:tcW w:type="dxa" w:w="1191"/>
-          </w:tcPr>
-          <w:p>
-            <w:r>
-              <w:rPr>
-                <w:b w:val="0"/>
-                <w:i w:val="0"/>
-                <w:color w:val="64748B"/>
-                <w:sz w:val="16"/>
-              </w:rPr>
-              <w:t>GT-CQ</w:t>
-            </w:r>
-          </w:p>
-        </w:tc>
-        <w:tc>
-          <w:tcPr>
-            <w:tcW w:type="dxa" w:w="4706"/>
-          </w:tcPr>
-          <w:p>
-            <w:r>
-              <w:rPr>
-                <w:b w:val="0"/>
-                <w:i w:val="0"/>
-                <w:sz w:val="17"/>
-              </w:rPr>
-              <w:t>Prière de verifier l'information donnée par mouhamed senghor ou corriger au niveau de la section 1.</w:t>
-            </w:r>
-          </w:p>
-        </w:tc>
-      </w:tr>
-      <w:tr>
-        <w:tc>
-          <w:tcPr>
-            <w:tcW w:type="dxa" w:w="964"/>
-          </w:tcPr>
-          <w:p>
-            <w:r>
-              <w:rPr>
-                <w:b/>
-                <w:i w:val="0"/>
-                <w:color w:val="EA580C"/>
-                <w:sz w:val="16"/>
-              </w:rPr>
-              <w:t>Moyenne</w:t>
-            </w:r>
-          </w:p>
-        </w:tc>
-        <w:tc>
-          <w:tcPr>
-            <w:tcW w:type="dxa" w:w="1247"/>
-          </w:tcPr>
-          <w:p>
-            <w:r>
-              <w:rPr>
-                <w:b/>
-                <w:i w:val="0"/>
-                <w:sz w:val="16"/>
-              </w:rPr>
-              <w:t>S01</w:t>
-              <w:br/>
-            </w:r>
-            <w:r>
-              <w:rPr>
-                <w:b w:val="0"/>
-                <w:i w:val="0"/>
-                <w:color w:val="64748B"/>
-                <w:sz w:val="14"/>
-              </w:rPr>
-              <w:t>Démographie</w:t>
-            </w:r>
-          </w:p>
-        </w:tc>
-        <w:tc>
-          <w:tcPr>
-            <w:tcW w:type="dxa" w:w="1531"/>
-          </w:tcPr>
-          <w:p>
-            <w:r>
-              <w:rPr>
-                <w:b/>
-                <w:i w:val="0"/>
-                <w:color w:val="16A34A"/>
-                <w:sz w:val="16"/>
-              </w:rPr>
-              <w:t>s00q27, s01q03a, s01q03b, s01q03c, s01q00b</w:t>
-            </w:r>
-          </w:p>
-        </w:tc>
-        <w:tc>
-          <w:tcPr>
-            <w:tcW w:type="dxa" w:w="1191"/>
-          </w:tcPr>
-          <w:p>
-            <w:r>
-              <w:rPr>
-                <w:b w:val="0"/>
-                <w:i w:val="0"/>
-                <w:color w:val="64748B"/>
-                <w:sz w:val="16"/>
-              </w:rPr>
-              <w:t>GT-CQ</w:t>
-            </w:r>
-          </w:p>
-        </w:tc>
-        <w:tc>
-          <w:tcPr>
-            <w:tcW w:type="dxa" w:w="4706"/>
-          </w:tcPr>
-          <w:p>
-            <w:r>
-              <w:rPr>
-                <w:b w:val="0"/>
-                <w:i w:val="0"/>
-                <w:sz w:val="17"/>
-              </w:rPr>
-              <w:t>Les informations sur l'acte de naissance (ni Jours, ni mois et ni années) de  moussa ndour  manquent, s'il vous plait pouvez-vous fournir d'effort pour avoir ces informations.</w:t>
-            </w:r>
-          </w:p>
-        </w:tc>
-      </w:tr>
-      <w:tr>
-        <w:tc>
-          <w:tcPr>
-            <w:tcW w:type="dxa" w:w="964"/>
-          </w:tcPr>
-          <w:p>
-            <w:r>
-              <w:rPr>
-                <w:b/>
-                <w:i w:val="0"/>
-                <w:color w:val="EA580C"/>
-                <w:sz w:val="16"/>
-              </w:rPr>
-              <w:t>Moyenne</w:t>
-            </w:r>
-          </w:p>
-        </w:tc>
-        <w:tc>
-          <w:tcPr>
-            <w:tcW w:type="dxa" w:w="1247"/>
-          </w:tcPr>
-          <w:p>
-            <w:r>
-              <w:rPr>
-                <w:b/>
-                <w:i w:val="0"/>
-                <w:sz w:val="16"/>
-              </w:rPr>
-              <w:t>S01</w:t>
-              <w:br/>
-            </w:r>
-            <w:r>
-              <w:rPr>
-                <w:b w:val="0"/>
-                <w:i w:val="0"/>
-                <w:color w:val="64748B"/>
-                <w:sz w:val="14"/>
-              </w:rPr>
-              <w:t>Démographie</w:t>
-            </w:r>
-          </w:p>
-        </w:tc>
-        <w:tc>
-          <w:tcPr>
-            <w:tcW w:type="dxa" w:w="1531"/>
-          </w:tcPr>
-          <w:p>
-            <w:r>
-              <w:rPr>
-                <w:b/>
-                <w:i w:val="0"/>
-                <w:color w:val="16A34A"/>
-                <w:sz w:val="16"/>
-              </w:rPr>
-              <w:t>s00q27, s01q03a, s01q03b, s01q03c, s01q00b</w:t>
-            </w:r>
-          </w:p>
-        </w:tc>
-        <w:tc>
-          <w:tcPr>
-            <w:tcW w:type="dxa" w:w="1191"/>
-          </w:tcPr>
-          <w:p>
-            <w:r>
-              <w:rPr>
-                <w:b w:val="0"/>
-                <w:i w:val="0"/>
-                <w:color w:val="64748B"/>
-                <w:sz w:val="16"/>
-              </w:rPr>
-              <w:t>GT-CQ</w:t>
-            </w:r>
-          </w:p>
-        </w:tc>
-        <w:tc>
-          <w:tcPr>
-            <w:tcW w:type="dxa" w:w="4706"/>
-          </w:tcPr>
-          <w:p>
-            <w:r>
-              <w:rPr>
-                <w:b w:val="0"/>
-                <w:i w:val="0"/>
-                <w:sz w:val="17"/>
-              </w:rPr>
-              <w:t>Les informations sur l'acte de naissance (ni Jours, ni mois et ni années) de  rokhiyatou ndour  manquent, s'il vous plait pouvez-vous fournir d'effort pour avoir ces informations.</w:t>
-            </w:r>
-          </w:p>
-        </w:tc>
-      </w:tr>
-      <w:tr>
-        <w:tc>
-          <w:tcPr>
-            <w:tcW w:type="dxa" w:w="964"/>
-          </w:tcPr>
-          <w:p>
-            <w:r>
-              <w:rPr>
-                <w:b/>
-                <w:i w:val="0"/>
-                <w:color w:val="EA580C"/>
-                <w:sz w:val="16"/>
-              </w:rPr>
-              <w:t>Moyenne</w:t>
-            </w:r>
-          </w:p>
-        </w:tc>
-        <w:tc>
-          <w:tcPr>
-            <w:tcW w:type="dxa" w:w="1247"/>
-          </w:tcPr>
-          <w:p>
-            <w:r>
-              <w:rPr>
-                <w:b/>
-                <w:i w:val="0"/>
-                <w:sz w:val="16"/>
-              </w:rPr>
-              <w:t>S01</w:t>
-              <w:br/>
-            </w:r>
-            <w:r>
-              <w:rPr>
-                <w:b w:val="0"/>
-                <w:i w:val="0"/>
-                <w:color w:val="64748B"/>
-                <w:sz w:val="14"/>
-              </w:rPr>
-              <w:t>Démographie</w:t>
-            </w:r>
-          </w:p>
-        </w:tc>
-        <w:tc>
-          <w:tcPr>
-            <w:tcW w:type="dxa" w:w="1531"/>
-          </w:tcPr>
-          <w:p>
-            <w:r>
-              <w:rPr>
-                <w:b/>
-                <w:i w:val="0"/>
-                <w:color w:val="16A34A"/>
-                <w:sz w:val="16"/>
-              </w:rPr>
-              <w:t>s01q04a, s01q03b</w:t>
-            </w:r>
-          </w:p>
-        </w:tc>
-        <w:tc>
-          <w:tcPr>
-            <w:tcW w:type="dxa" w:w="1191"/>
-          </w:tcPr>
-          <w:p>
-            <w:r>
-              <w:rPr>
-                <w:b w:val="0"/>
-                <w:i w:val="0"/>
-                <w:color w:val="64748B"/>
-                <w:sz w:val="16"/>
-              </w:rPr>
-              <w:t>GT-CQ</w:t>
-            </w:r>
-          </w:p>
-        </w:tc>
-        <w:tc>
-          <w:tcPr>
-            <w:tcW w:type="dxa" w:w="4706"/>
-          </w:tcPr>
-          <w:p>
-            <w:r>
-              <w:rPr>
-                <w:b w:val="0"/>
-                <w:i w:val="0"/>
-                <w:sz w:val="17"/>
-              </w:rPr>
-              <w:t>Le mois de l'enfant ( rokhiyatou ndour ) n'est pas connu mais vous avez declaré en s01q04a le nombre de mois, prière de changer NSP au niveau de s01q03b.</w:t>
-            </w:r>
-          </w:p>
-        </w:tc>
-      </w:tr>
-      <w:tr>
-        <w:tc>
-          <w:tcPr>
-            <w:tcW w:type="dxa" w:w="964"/>
-          </w:tcPr>
-          <w:p>
-            <w:r>
-              <w:rPr>
-                <w:b/>
-                <w:i w:val="0"/>
-                <w:color w:val="EA580C"/>
-                <w:sz w:val="16"/>
-              </w:rPr>
-              <w:t>Moyenne</w:t>
-            </w:r>
-          </w:p>
-        </w:tc>
-        <w:tc>
-          <w:tcPr>
-            <w:tcW w:type="dxa" w:w="1247"/>
-          </w:tcPr>
-          <w:p>
-            <w:r>
-              <w:rPr>
-                <w:b/>
-                <w:i w:val="0"/>
-                <w:sz w:val="16"/>
-              </w:rPr>
-              <w:t>S01</w:t>
-              <w:br/>
-            </w:r>
-            <w:r>
-              <w:rPr>
-                <w:b w:val="0"/>
-                <w:i w:val="0"/>
-                <w:color w:val="64748B"/>
-                <w:sz w:val="14"/>
-              </w:rPr>
-              <w:t>Démographie</w:t>
-            </w:r>
-          </w:p>
-        </w:tc>
-        <w:tc>
-          <w:tcPr>
-            <w:tcW w:type="dxa" w:w="1531"/>
-          </w:tcPr>
-          <w:p>
-            <w:r>
-              <w:rPr>
-                <w:b/>
-                <w:i w:val="0"/>
-                <w:color w:val="16A34A"/>
-                <w:sz w:val="16"/>
-              </w:rPr>
-              <w:t>s00q27, s01q03a, s01q03b, s01q03c, s01q00b</w:t>
-            </w:r>
-          </w:p>
-        </w:tc>
-        <w:tc>
-          <w:tcPr>
-            <w:tcW w:type="dxa" w:w="1191"/>
-          </w:tcPr>
-          <w:p>
-            <w:r>
-              <w:rPr>
-                <w:b w:val="0"/>
-                <w:i w:val="0"/>
-                <w:color w:val="64748B"/>
-                <w:sz w:val="16"/>
-              </w:rPr>
-              <w:t>GT-CQ</w:t>
-            </w:r>
-          </w:p>
-        </w:tc>
-        <w:tc>
-          <w:tcPr>
-            <w:tcW w:type="dxa" w:w="4706"/>
-          </w:tcPr>
-          <w:p>
-            <w:r>
-              <w:rPr>
-                <w:b w:val="0"/>
-                <w:i w:val="0"/>
-                <w:sz w:val="17"/>
-              </w:rPr>
-              <w:t>Les informations sur l'acte de naissance (ni Jours, ni mois et ni années) de  sadio ndour  manquent, s'il vous plait pouvez-vous fournir d'effort pour avoir ces informations.</w:t>
-            </w:r>
-          </w:p>
-        </w:tc>
-      </w:tr>
-      <w:tr>
-        <w:tc>
-          <w:tcPr>
-            <w:tcW w:type="dxa" w:w="964"/>
-          </w:tcPr>
-          <w:p>
-            <w:r>
-              <w:rPr>
-                <w:b/>
-                <w:i w:val="0"/>
-                <w:color w:val="EA580C"/>
-                <w:sz w:val="16"/>
-              </w:rPr>
-              <w:t>Moyenne</w:t>
-            </w:r>
-          </w:p>
-        </w:tc>
-        <w:tc>
-          <w:tcPr>
-            <w:tcW w:type="dxa" w:w="1247"/>
-          </w:tcPr>
-          <w:p>
-            <w:r>
-              <w:rPr>
-                <w:b/>
-                <w:i w:val="0"/>
-                <w:sz w:val="16"/>
-              </w:rPr>
-              <w:t>S01</w:t>
-              <w:br/>
-            </w:r>
-            <w:r>
-              <w:rPr>
-                <w:b w:val="0"/>
-                <w:i w:val="0"/>
-                <w:color w:val="64748B"/>
-                <w:sz w:val="14"/>
-              </w:rPr>
-              <w:t>Démographie</w:t>
-            </w:r>
-          </w:p>
-        </w:tc>
-        <w:tc>
-          <w:tcPr>
-            <w:tcW w:type="dxa" w:w="1531"/>
-          </w:tcPr>
-          <w:p>
-            <w:r>
-              <w:rPr>
-                <w:b/>
-                <w:i w:val="0"/>
-                <w:color w:val="16A34A"/>
-                <w:sz w:val="16"/>
-              </w:rPr>
-              <w:t>—</w:t>
-            </w:r>
-          </w:p>
-        </w:tc>
-        <w:tc>
-          <w:tcPr>
-            <w:tcW w:type="dxa" w:w="1191"/>
-          </w:tcPr>
-          <w:p>
-            <w:r>
-              <w:rPr>
-                <w:b w:val="0"/>
-                <w:i w:val="0"/>
-                <w:color w:val="64748B"/>
-                <w:sz w:val="16"/>
-              </w:rPr>
-              <w:t>GT-CQ</w:t>
-            </w:r>
-          </w:p>
-        </w:tc>
-        <w:tc>
-          <w:tcPr>
-            <w:tcW w:type="dxa" w:w="4706"/>
-          </w:tcPr>
-          <w:p>
-            <w:r>
-              <w:rPr>
-                <w:b w:val="0"/>
-                <w:i w:val="0"/>
-                <w:sz w:val="17"/>
-              </w:rPr>
-              <w:t>Prière de verifier l'information donnée par sadio ndour ou corriger au niveau de la section 1.</w:t>
-            </w:r>
-          </w:p>
-        </w:tc>
-      </w:tr>
-      <w:tr>
-        <w:tc>
-          <w:tcPr>
-            <w:tcW w:type="dxa" w:w="964"/>
-          </w:tcPr>
-          <w:p>
-            <w:r>
-              <w:rPr>
-                <w:b/>
-                <w:i w:val="0"/>
-                <w:color w:val="EA580C"/>
-                <w:sz w:val="16"/>
-              </w:rPr>
-              <w:t>Moyenne</w:t>
-            </w:r>
-          </w:p>
-        </w:tc>
-        <w:tc>
-          <w:tcPr>
-            <w:tcW w:type="dxa" w:w="1247"/>
-          </w:tcPr>
-          <w:p>
-            <w:r>
-              <w:rPr>
-                <w:b/>
-                <w:i w:val="0"/>
-                <w:sz w:val="16"/>
-              </w:rPr>
-              <w:t>S01</w:t>
-              <w:br/>
-            </w:r>
-            <w:r>
-              <w:rPr>
-                <w:b w:val="0"/>
-                <w:i w:val="0"/>
-                <w:color w:val="64748B"/>
-                <w:sz w:val="14"/>
-              </w:rPr>
-              <w:t>Démographie</w:t>
-            </w:r>
-          </w:p>
-        </w:tc>
-        <w:tc>
-          <w:tcPr>
-            <w:tcW w:type="dxa" w:w="1531"/>
-          </w:tcPr>
-          <w:p>
-            <w:r>
-              <w:rPr>
-                <w:b/>
-                <w:i w:val="0"/>
-                <w:color w:val="16A34A"/>
-                <w:sz w:val="16"/>
-              </w:rPr>
-              <w:t>s00q27, s01q03a, s01q03b, s01q03c, s01q00b</w:t>
-            </w:r>
-          </w:p>
-        </w:tc>
-        <w:tc>
-          <w:tcPr>
-            <w:tcW w:type="dxa" w:w="1191"/>
-          </w:tcPr>
-          <w:p>
-            <w:r>
-              <w:rPr>
-                <w:b w:val="0"/>
-                <w:i w:val="0"/>
-                <w:color w:val="64748B"/>
-                <w:sz w:val="16"/>
-              </w:rPr>
-              <w:t>GT-CQ</w:t>
-            </w:r>
-          </w:p>
-        </w:tc>
-        <w:tc>
-          <w:tcPr>
-            <w:tcW w:type="dxa" w:w="4706"/>
-          </w:tcPr>
-          <w:p>
-            <w:r>
-              <w:rPr>
-                <w:b w:val="0"/>
-                <w:i w:val="0"/>
-                <w:sz w:val="17"/>
-              </w:rPr>
-              <w:t>Les informations sur l'acte de naissance (ni Jours, ni mois et ni années) de  yaya ndour  manquent, s'il vous plait pouvez-vous fournir d'effort pour avoir ces informations.</w:t>
-            </w:r>
-          </w:p>
-        </w:tc>
-      </w:tr>
-      <w:tr>
-        <w:tc>
-          <w:tcPr>
-            <w:tcW w:type="dxa" w:w="964"/>
-          </w:tcPr>
-          <w:p>
-            <w:r>
-              <w:rPr>
-                <w:b/>
-                <w:i w:val="0"/>
-                <w:color w:val="EA580C"/>
-                <w:sz w:val="16"/>
-              </w:rPr>
-              <w:t>Moyenne</w:t>
-            </w:r>
-          </w:p>
-        </w:tc>
-        <w:tc>
-          <w:tcPr>
-            <w:tcW w:type="dxa" w:w="1247"/>
-          </w:tcPr>
-          <w:p>
-            <w:r>
-              <w:rPr>
-                <w:b/>
-                <w:i w:val="0"/>
-                <w:sz w:val="16"/>
-              </w:rPr>
-              <w:t>S02</w:t>
-              <w:br/>
-            </w:r>
-            <w:r>
-              <w:rPr>
-                <w:b w:val="0"/>
-                <w:i w:val="0"/>
-                <w:color w:val="64748B"/>
-                <w:sz w:val="14"/>
-              </w:rPr>
-              <w:t>Éducation</w:t>
-            </w:r>
-          </w:p>
-        </w:tc>
-        <w:tc>
-          <w:tcPr>
-            <w:tcW w:type="dxa" w:w="1531"/>
-          </w:tcPr>
-          <w:p>
-            <w:r>
-              <w:rPr>
-                <w:b/>
-                <w:i w:val="0"/>
-                <w:color w:val="16A34A"/>
-                <w:sz w:val="16"/>
-              </w:rPr>
-              <w:t>—</w:t>
-            </w:r>
-          </w:p>
-        </w:tc>
-        <w:tc>
-          <w:tcPr>
-            <w:tcW w:type="dxa" w:w="1191"/>
-          </w:tcPr>
-          <w:p>
-            <w:r>
-              <w:rPr>
-                <w:b w:val="0"/>
-                <w:i w:val="0"/>
-                <w:color w:val="64748B"/>
-                <w:sz w:val="16"/>
-              </w:rPr>
-              <w:t>GT-CQ</w:t>
-            </w:r>
-          </w:p>
-        </w:tc>
-        <w:tc>
-          <w:tcPr>
-            <w:tcW w:type="dxa" w:w="4706"/>
-          </w:tcPr>
-          <w:p>
-            <w:r>
-              <w:rPr>
-                <w:b w:val="0"/>
-                <w:i w:val="0"/>
-                <w:sz w:val="17"/>
-              </w:rPr>
-              <w:t>veuillez, s'il vous plait, confirmer les frais de scolarité ( 1500 FCFA) payée de mariama ndour avec le QG ou apporter les corrections nécessaires.</w:t>
-            </w:r>
-          </w:p>
-        </w:tc>
-      </w:tr>
-      <w:tr>
-        <w:tc>
-          <w:tcPr>
-            <w:tcW w:type="dxa" w:w="964"/>
-          </w:tcPr>
-          <w:p>
-            <w:r>
-              <w:rPr>
-                <w:b/>
-                <w:i w:val="0"/>
-                <w:color w:val="EA580C"/>
-                <w:sz w:val="16"/>
-              </w:rPr>
-              <w:t>Moyenne</w:t>
-            </w:r>
-          </w:p>
-        </w:tc>
-        <w:tc>
-          <w:tcPr>
-            <w:tcW w:type="dxa" w:w="1247"/>
-          </w:tcPr>
-          <w:p>
-            <w:r>
-              <w:rPr>
-                <w:b/>
-                <w:i w:val="0"/>
-                <w:sz w:val="16"/>
-              </w:rPr>
-              <w:t>S02</w:t>
-              <w:br/>
-            </w:r>
-            <w:r>
-              <w:rPr>
-                <w:b w:val="0"/>
-                <w:i w:val="0"/>
-                <w:color w:val="64748B"/>
-                <w:sz w:val="14"/>
-              </w:rPr>
-              <w:t>Éducation</w:t>
-            </w:r>
-          </w:p>
-        </w:tc>
-        <w:tc>
-          <w:tcPr>
-            <w:tcW w:type="dxa" w:w="1531"/>
-          </w:tcPr>
-          <w:p>
-            <w:r>
-              <w:rPr>
-                <w:b/>
-                <w:i w:val="0"/>
-                <w:color w:val="16A34A"/>
-                <w:sz w:val="16"/>
-              </w:rPr>
-              <w:t>s01q63, s00q04, s02q25, s01q00b, s02q17_2, s02q15_2</w:t>
-            </w:r>
-          </w:p>
-        </w:tc>
-        <w:tc>
-          <w:tcPr>
-            <w:tcW w:type="dxa" w:w="1191"/>
-          </w:tcPr>
-          <w:p>
-            <w:r>
-              <w:rPr>
-                <w:b w:val="0"/>
-                <w:i w:val="0"/>
-                <w:color w:val="64748B"/>
-                <w:sz w:val="16"/>
-              </w:rPr>
-              <w:t>GT-CQ</w:t>
-            </w:r>
-          </w:p>
-        </w:tc>
-        <w:tc>
-          <w:tcPr>
-            <w:tcW w:type="dxa" w:w="4706"/>
-          </w:tcPr>
-          <w:p>
-            <w:r>
-              <w:rPr>
-                <w:b w:val="0"/>
-                <w:i w:val="0"/>
-                <w:sz w:val="17"/>
-              </w:rPr>
               <w:t>Dans les milieux urbains c'est peu probable de voir une école dont les élèves ou étudiants ne dépensent pas en frais d'uniformes, prière de verifier pour mariama ndour qui fréquente 1ére année de Primaire et corriger ou confirmer avec le QG.</w:t>
-            </w:r>
-          </w:p>
-        </w:tc>
-      </w:tr>
-      <w:tr>
-        <w:tc>
-          <w:tcPr>
-            <w:tcW w:type="dxa" w:w="964"/>
-          </w:tcPr>
-          <w:p>
-            <w:r>
-              <w:rPr>
-                <w:b/>
-                <w:i w:val="0"/>
-                <w:color w:val="EA580C"/>
-                <w:sz w:val="16"/>
-              </w:rPr>
-              <w:t>Moyenne</w:t>
-            </w:r>
-          </w:p>
-        </w:tc>
-        <w:tc>
-          <w:tcPr>
-            <w:tcW w:type="dxa" w:w="1247"/>
-          </w:tcPr>
-          <w:p>
-            <w:r>
-              <w:rPr>
-                <w:b/>
-                <w:i w:val="0"/>
-                <w:sz w:val="16"/>
-              </w:rPr>
-              <w:t>S02</w:t>
-              <w:br/>
-            </w:r>
-            <w:r>
-              <w:rPr>
-                <w:b w:val="0"/>
-                <w:i w:val="0"/>
-                <w:color w:val="64748B"/>
-                <w:sz w:val="14"/>
-              </w:rPr>
-              <w:t>Éducation</w:t>
-            </w:r>
-          </w:p>
-        </w:tc>
-        <w:tc>
-          <w:tcPr>
-            <w:tcW w:type="dxa" w:w="1531"/>
-          </w:tcPr>
-          <w:p>
-            <w:r>
-              <w:rPr>
-                <w:b/>
-                <w:i w:val="0"/>
-                <w:color w:val="16A34A"/>
-                <w:sz w:val="16"/>
-              </w:rPr>
-              <w:t>—</w:t>
-            </w:r>
-          </w:p>
-        </w:tc>
-        <w:tc>
-          <w:tcPr>
-            <w:tcW w:type="dxa" w:w="1191"/>
-          </w:tcPr>
-          <w:p>
-            <w:r>
-              <w:rPr>
-                <w:b w:val="0"/>
-                <w:i w:val="0"/>
-                <w:color w:val="64748B"/>
-                <w:sz w:val="16"/>
-              </w:rPr>
-              <w:t>GT-CQ</w:t>
-            </w:r>
-          </w:p>
-        </w:tc>
-        <w:tc>
-          <w:tcPr>
-            <w:tcW w:type="dxa" w:w="4706"/>
-          </w:tcPr>
-          <w:p>
-            <w:r>
-              <w:rPr>
-                <w:b w:val="0"/>
-                <w:i w:val="0"/>
-                <w:sz w:val="17"/>
-              </w:rPr>
-              <w:t>veuillez, s'il vous plait, confirmer les frais de scolarité ( 2000 FCFA) payée de mouhamed ndour avec le QG ou apporter les corrections nécessaires.</w:t>
-            </w:r>
-          </w:p>
-        </w:tc>
-      </w:tr>
-      <w:tr>
-        <w:tc>
-          <w:tcPr>
-            <w:tcW w:type="dxa" w:w="964"/>
-          </w:tcPr>
-          <w:p>
-            <w:r>
-              <w:rPr>
-                <w:b/>
-                <w:i w:val="0"/>
-                <w:color w:val="EA580C"/>
-                <w:sz w:val="16"/>
-              </w:rPr>
-              <w:t>Moyenne</w:t>
-            </w:r>
-          </w:p>
-        </w:tc>
-        <w:tc>
-          <w:tcPr>
-            <w:tcW w:type="dxa" w:w="1247"/>
-          </w:tcPr>
-          <w:p>
-            <w:r>
-              <w:rPr>
-                <w:b/>
-                <w:i w:val="0"/>
-                <w:sz w:val="16"/>
-              </w:rPr>
-              <w:t>S02</w:t>
-              <w:br/>
-            </w:r>
-            <w:r>
-              <w:rPr>
-                <w:b w:val="0"/>
-                <w:i w:val="0"/>
-                <w:color w:val="64748B"/>
-                <w:sz w:val="14"/>
-              </w:rPr>
-              <w:t>Éducation</w:t>
-            </w:r>
-          </w:p>
-        </w:tc>
-        <w:tc>
-          <w:tcPr>
-            <w:tcW w:type="dxa" w:w="1531"/>
-          </w:tcPr>
-          <w:p>
-            <w:r>
-              <w:rPr>
-                <w:b/>
-                <w:i w:val="0"/>
-                <w:color w:val="16A34A"/>
-                <w:sz w:val="16"/>
-              </w:rPr>
-              <w:t>—</w:t>
-            </w:r>
-          </w:p>
-        </w:tc>
-        <w:tc>
-          <w:tcPr>
-            <w:tcW w:type="dxa" w:w="1191"/>
-          </w:tcPr>
-          <w:p>
-            <w:r>
-              <w:rPr>
-                <w:b w:val="0"/>
-                <w:i w:val="0"/>
-                <w:color w:val="64748B"/>
-                <w:sz w:val="16"/>
-              </w:rPr>
-              <w:t>GT-CQ</w:t>
-            </w:r>
-          </w:p>
-        </w:tc>
-        <w:tc>
-          <w:tcPr>
-            <w:tcW w:type="dxa" w:w="4706"/>
-          </w:tcPr>
-          <w:p>
-            <w:r>
-              <w:rPr>
-                <w:b w:val="0"/>
-                <w:i w:val="0"/>
-                <w:sz w:val="17"/>
-              </w:rPr>
-              <w:t>Attention!!! le montant payé de mouhamed ndour pour la cotisation est de 250 FCFA qui semble faible.</w:t>
-            </w:r>
-          </w:p>
-        </w:tc>
-      </w:tr>
-      <w:tr>
-        <w:tc>
-          <w:tcPr>
-            <w:tcW w:type="dxa" w:w="964"/>
-          </w:tcPr>
-          <w:p>
-            <w:r>
-              <w:rPr>
-                <w:b/>
-                <w:i w:val="0"/>
-                <w:color w:val="EA580C"/>
-                <w:sz w:val="16"/>
-              </w:rPr>
-              <w:t>Moyenne</w:t>
-            </w:r>
-          </w:p>
-        </w:tc>
-        <w:tc>
-          <w:tcPr>
-            <w:tcW w:type="dxa" w:w="1247"/>
-          </w:tcPr>
-          <w:p>
-            <w:r>
-              <w:rPr>
-                <w:b/>
-                <w:i w:val="0"/>
-                <w:sz w:val="16"/>
-              </w:rPr>
-              <w:t>S02</w:t>
-              <w:br/>
-            </w:r>
-            <w:r>
-              <w:rPr>
-                <w:b w:val="0"/>
-                <w:i w:val="0"/>
-                <w:color w:val="64748B"/>
-                <w:sz w:val="14"/>
-              </w:rPr>
-              <w:t>Éducation</w:t>
-            </w:r>
-          </w:p>
-        </w:tc>
-        <w:tc>
-          <w:tcPr>
-            <w:tcW w:type="dxa" w:w="1531"/>
-          </w:tcPr>
-          <w:p>
-            <w:r>
-              <w:rPr>
-                <w:b/>
-                <w:i w:val="0"/>
-                <w:color w:val="16A34A"/>
-                <w:sz w:val="16"/>
-              </w:rPr>
-              <w:t>—</w:t>
-            </w:r>
-          </w:p>
-        </w:tc>
-        <w:tc>
-          <w:tcPr>
-            <w:tcW w:type="dxa" w:w="1191"/>
-          </w:tcPr>
-          <w:p>
-            <w:r>
-              <w:rPr>
-                <w:b w:val="0"/>
-                <w:i w:val="0"/>
-                <w:color w:val="64748B"/>
-                <w:sz w:val="16"/>
-              </w:rPr>
-              <w:t>GT-CQ</w:t>
-            </w:r>
-          </w:p>
-        </w:tc>
-        <w:tc>
-          <w:tcPr>
-            <w:tcW w:type="dxa" w:w="4706"/>
-          </w:tcPr>
-          <w:p>
-            <w:r>
-              <w:rPr>
-                <w:b w:val="0"/>
-                <w:i w:val="0"/>
-                <w:sz w:val="17"/>
-              </w:rPr>
-              <w:t>Veuillez verifier cette information auprès de l'enquêté ou confirmer avec le QG.</w:t>
-            </w:r>
-          </w:p>
-        </w:tc>
-      </w:tr>
-      <w:tr>
-        <w:tc>
-          <w:tcPr>
-            <w:tcW w:type="dxa" w:w="964"/>
-          </w:tcPr>
-          <w:p>
-            <w:r>
-              <w:rPr>
-                <w:b/>
-                <w:i w:val="0"/>
-                <w:color w:val="EA580C"/>
-                <w:sz w:val="16"/>
-              </w:rPr>
-              <w:t>Moyenne</w:t>
-            </w:r>
-          </w:p>
-        </w:tc>
-        <w:tc>
-          <w:tcPr>
-            <w:tcW w:type="dxa" w:w="1247"/>
-          </w:tcPr>
-          <w:p>
-            <w:r>
-              <w:rPr>
-                <w:b/>
-                <w:i w:val="0"/>
-                <w:sz w:val="16"/>
-              </w:rPr>
-              <w:t>S02</w:t>
-              <w:br/>
-            </w:r>
-            <w:r>
-              <w:rPr>
-                <w:b w:val="0"/>
-                <w:i w:val="0"/>
-                <w:color w:val="64748B"/>
-                <w:sz w:val="14"/>
-              </w:rPr>
-              <w:t>Éducation</w:t>
-            </w:r>
-          </w:p>
-        </w:tc>
-        <w:tc>
-          <w:tcPr>
-            <w:tcW w:type="dxa" w:w="1531"/>
-          </w:tcPr>
-          <w:p>
-            <w:r>
-              <w:rPr>
-                <w:b/>
-                <w:i w:val="0"/>
-                <w:color w:val="16A34A"/>
-                <w:sz w:val="16"/>
-              </w:rPr>
-              <w:t>s01q63, s00q04, s02q25, s01q00b, s02q17_2, s02q15_2</w:t>
-            </w:r>
-          </w:p>
-        </w:tc>
-        <w:tc>
-          <w:tcPr>
-            <w:tcW w:type="dxa" w:w="1191"/>
-          </w:tcPr>
-          <w:p>
-            <w:r>
-              <w:rPr>
-                <w:b w:val="0"/>
-                <w:i w:val="0"/>
-                <w:color w:val="64748B"/>
-                <w:sz w:val="16"/>
-              </w:rPr>
-              <w:t>GT-CQ</w:t>
-            </w:r>
-          </w:p>
-        </w:tc>
-        <w:tc>
-          <w:tcPr>
-            <w:tcW w:type="dxa" w:w="4706"/>
-          </w:tcPr>
-          <w:p>
-            <w:r>
-              <w:rPr>
-                <w:b w:val="0"/>
-                <w:i w:val="0"/>
-                <w:sz w:val="17"/>
-              </w:rPr>
-              <w:t>Dans les milieux urbains c'est peu probable de voir une école dont les élèves ou étudiants ne dépensent pas en frais d'uniformes, prière de verifier pour mouhamed ndour qui fréquente 1ére année de Primaire et corriger ou confirmer avec le QG.</w:t>
-            </w:r>
-          </w:p>
-        </w:tc>
-      </w:tr>
-      <w:tr>
-        <w:tc>
-          <w:tcPr>
-            <w:tcW w:type="dxa" w:w="964"/>
-          </w:tcPr>
-          <w:p>
-            <w:r>
-              <w:rPr>
-                <w:b/>
-                <w:i w:val="0"/>
-                <w:color w:val="EA580C"/>
-                <w:sz w:val="16"/>
-              </w:rPr>
-              <w:t>Moyenne</w:t>
-            </w:r>
-          </w:p>
-        </w:tc>
-        <w:tc>
-          <w:tcPr>
-            <w:tcW w:type="dxa" w:w="1247"/>
-          </w:tcPr>
-          <w:p>
-            <w:r>
-              <w:rPr>
-                <w:b/>
-                <w:i w:val="0"/>
-                <w:sz w:val="16"/>
-              </w:rPr>
-              <w:t>S02</w:t>
-              <w:br/>
-            </w:r>
-            <w:r>
-              <w:rPr>
-                <w:b w:val="0"/>
-                <w:i w:val="0"/>
-                <w:color w:val="64748B"/>
-                <w:sz w:val="14"/>
-              </w:rPr>
-              <w:t>Éducation</w:t>
-            </w:r>
-          </w:p>
-        </w:tc>
-        <w:tc>
-          <w:tcPr>
-            <w:tcW w:type="dxa" w:w="1531"/>
-          </w:tcPr>
-          <w:p>
-            <w:r>
-              <w:rPr>
-                <w:b/>
-                <w:i w:val="0"/>
-                <w:color w:val="16A34A"/>
-                <w:sz w:val="16"/>
-              </w:rPr>
-              <w:t>—</w:t>
-            </w:r>
-          </w:p>
-        </w:tc>
-        <w:tc>
-          <w:tcPr>
-            <w:tcW w:type="dxa" w:w="1191"/>
-          </w:tcPr>
-          <w:p>
-            <w:r>
-              <w:rPr>
-                <w:b w:val="0"/>
-                <w:i w:val="0"/>
-                <w:color w:val="64748B"/>
-                <w:sz w:val="16"/>
-              </w:rPr>
-              <w:t>GT-CQ</w:t>
-            </w:r>
-          </w:p>
-        </w:tc>
-        <w:tc>
-          <w:tcPr>
-            <w:tcW w:type="dxa" w:w="4706"/>
-          </w:tcPr>
-          <w:p>
-            <w:r>
-              <w:rPr>
-                <w:b w:val="0"/>
-                <w:i w:val="0"/>
-                <w:sz w:val="17"/>
-              </w:rPr>
-              <w:t>veuillez, s'il vous plait, confirmer les frais de scolarité ( 7000 FCFA) payée de sadio ndour avec le QG ou apporter les corrections nécessaires.</w:t>
             </w:r>
           </w:p>
         </w:tc>
